--- a/tests/corpus_v2/docs/cx_services_0029.docx
+++ b/tests/corpus_v2/docs/cx_services_0029.docx
@@ -21,7 +21,13 @@
         <w:rPr>
           <w:b/>
         </w:rPr>
-        <w:t xml:space="preserve">№ 9/2025-П</w:t>
+        <w:t xml:space="preserve">№ </w:t>
+      </w:r>
+      <w:r>
+        <w:rPr>
+          <w:b/>
+        </w:rPr>
+        <w:t xml:space="preserve">14/12</w:t>
       </w:r>
     </w:p>
     <w:p/>
@@ -33,7 +39,7 @@
         <w:t xml:space="preserve">     </w:t>
       </w:r>
       <w:r>
-        <w:t xml:space="preserve">«05» января 2025 г.</w:t>
+        <w:t xml:space="preserve">«05» февраля 2025 г.</w:t>
       </w:r>
     </w:p>
     <w:p/>
@@ -90,10 +96,10 @@
         <w:t xml:space="preserve">, именуемая в дальнейшем «Заказчик»</w:t>
       </w:r>
       <w:r>
-        <w:t xml:space="preserve">, с другой стороны, совместно именуемые «Стороны», заключили настоящий </w:t>
-      </w:r>
-      <w:r>
-        <w:t xml:space="preserve">Договор № 9/2023-П</w:t>
+        <w:t xml:space="preserve">, с другой стороны, совместно именуемые «Стороны», заключили настоящий Договор № </w:t>
+      </w:r>
+      <w:r>
+        <w:t xml:space="preserve">09Ф-22329/10-345Д</w:t>
       </w:r>
       <w:r>
         <w:t xml:space="preserve"> (далее — Договор) о нижеследующем:</w:t>
@@ -132,7 +138,7 @@
         <w:t xml:space="preserve">Услуги считаются оказанными после подписания Сторонами акта сдачи-приёмки. Срок оплаты — </w:t>
       </w:r>
       <w:r>
-        <w:t xml:space="preserve">25 рабочих дней с момента поступления денежных средств на расчетный счет</w:t>
+        <w:t xml:space="preserve">в течение 7 рабочих дней с момента заключения контракта</w:t>
       </w:r>
       <w:r>
         <w:t xml:space="preserve">.</w:t>
@@ -160,7 +166,13 @@
         <w:t xml:space="preserve">2.1. Общая цена Договора: </w:t>
       </w:r>
       <w:r>
-        <w:t xml:space="preserve">30 000 руб.</w:t>
+        <w:t xml:space="preserve">не менее 4 120 000 (Четырёх миллионов ста двадцати тысяч) рублей</w:t>
+      </w:r>
+      <w:r>
+        <w:t xml:space="preserve">, в т.ч. НДС </w:t>
+      </w:r>
+      <w:r>
+        <w:t xml:space="preserve">18%</w:t>
       </w:r>
       <w:r>
         <w:t xml:space="preserve">.</w:t>
@@ -171,7 +183,13 @@
         <w:t xml:space="preserve">2.2. Налог: </w:t>
       </w:r>
       <w:r>
-        <w:t xml:space="preserve">не более 20% от цены договора</w:t>
+        <w:t xml:space="preserve">1/130 ключевой ставки ЦБ РФ годовых</w:t>
+      </w:r>
+      <w:r>
+        <w:t xml:space="preserve">, но не более </w:t>
+      </w:r>
+      <w:r>
+        <w:t xml:space="preserve">12% от цены Договора</w:t>
       </w:r>
       <w:r>
         <w:t xml:space="preserve">.</w:t>
@@ -182,7 +200,7 @@
         <w:t xml:space="preserve">2.3. Срок оплаты — </w:t>
       </w:r>
       <w:r>
-        <w:t xml:space="preserve">7 рабочих дней</w:t>
+        <w:t xml:space="preserve">в течение 20 (Двадцати) дней с момента выставления счета</w:t>
       </w:r>
       <w:r>
         <w:t xml:space="preserve">.</w:t>
@@ -202,7 +220,7 @@
         <w:t xml:space="preserve">, артикул </w:t>
       </w:r>
       <w:r>
-        <w:t xml:space="preserve">RM-6140-52</w:t>
+        <w:t xml:space="preserve">RM-6454-28</w:t>
       </w:r>
       <w:r>
         <w:t xml:space="preserve">, код </w:t>
@@ -262,7 +280,13 @@
         <w:t xml:space="preserve">. Цена — </w:t>
       </w:r>
       <w:r>
-        <w:t xml:space="preserve">30 000 рублей</w:t>
+        <w:t xml:space="preserve">284 000,9 (Двести восемьдесят четыре тысячи) руб.</w:t>
+      </w:r>
+      <w:r>
+        <w:t xml:space="preserve">, </w:t>
+      </w:r>
+      <w:r>
+        <w:t xml:space="preserve">Без НДС</w:t>
       </w:r>
       <w:r>
         <w:t xml:space="preserve">.</w:t>
@@ -282,7 +306,7 @@
         <w:t xml:space="preserve">3.1. Место исполнения обязательств: </w:t>
       </w:r>
       <w:r>
-        <w:t xml:space="preserve">141300, г. Сергиев Посад, проезд Гагарина, д. 77, кв. 62</w:t>
+        <w:t xml:space="preserve">420111, г. Казань, пер. Тверская, д. 60, кв. 46</w:t>
       </w:r>
       <w:r>
         <w:t xml:space="preserve">.</w:t>
@@ -299,7 +323,7 @@
         <w:t xml:space="preserve"> по телефону </w:t>
       </w:r>
       <w:r>
-        <w:t xml:space="preserve">+7 (383) 467-69-32</w:t>
+        <w:t xml:space="preserve">+7 (499) 725-40-50</w:t>
       </w:r>
       <w:r>
         <w:t xml:space="preserve">.</w:t>
@@ -310,7 +334,7 @@
         <w:t xml:space="preserve">3.3. Срок исполнения обязательств — </w:t>
       </w:r>
       <w:r>
-        <w:t xml:space="preserve">не позднее 27.04.2025</w:t>
+        <w:t xml:space="preserve">не позднее 08.08.2025</w:t>
       </w:r>
       <w:r>
         <w:t xml:space="preserve">.</w:t>
@@ -341,13 +365,13 @@
         <w:t xml:space="preserve">Размер неустойки за нарушение сроков оплаты: </w:t>
       </w:r>
       <w:r>
-        <w:t xml:space="preserve">1/150 ключевой ставки ЦБ РФ</w:t>
+        <w:t xml:space="preserve">1/300 ключевой ставки ЦБ РФ от общей суммы счета</w:t>
       </w:r>
       <w:r>
         <w:t xml:space="preserve">. Предельный размер ответственности: </w:t>
       </w:r>
       <w:r>
-        <w:t xml:space="preserve">НДС 20%</w:t>
+        <w:t xml:space="preserve">10 (десять) процентов от цены Договора</w:t>
       </w:r>
       <w:r>
         <w:t xml:space="preserve">.</w:t>
@@ -369,7 +393,7 @@
         <w:t xml:space="preserve">Сторона, для которой создалась невозможность исполнения, обязана уведомить другую Сторону. Срок уведомления — </w:t>
       </w:r>
       <w:r>
-        <w:t xml:space="preserve">не более 60 месяцев с момента заключения кредитного договора</w:t>
+        <w:t xml:space="preserve">в течение 3 календарных дней с момента поступления денежных средств на расчетный счет</w:t>
       </w:r>
       <w:r>
         <w:t xml:space="preserve">.</w:t>
@@ -383,13 +407,87 @@
         <w:t xml:space="preserve">Все споры и разногласия решаются путём переговоров. Претензионный порядок обязателен, срок ответа на претензию — </w:t>
       </w:r>
       <w:r>
-        <w:t xml:space="preserve">в течение 5 банковских дней с даты подписания Сторонами акта сдачи-приемки оказанных услуг</w:t>
-      </w:r>
-      <w:r>
-        <w:t xml:space="preserve">.</w:t>
-      </w:r>
-    </w:p>
-    <w:p/>
+        <w:t xml:space="preserve">в течение 5 (Пяти) банковских дней с даты подписания Сторонами акта сдачи-приемки оказанных услуг</w:t>
+      </w:r>
+      <w:r>
+        <w:t xml:space="preserve">.</w:t>
+      </w:r>
+    </w:p>
+    <w:p/>
+    <w:p/>
+    <w:p/>
+    <w:p>
+      <w:r>
+        <w:rPr>
+          <w:b/>
+        </w:rPr>
+        <w:t xml:space="preserve">9. КОНТРОЛЬНЫЕ ВЕЛИЧИНЫ</w:t>
+      </w:r>
+    </w:p>
+    <w:p>
+      <w:r>
+        <w:t xml:space="preserve">9.1. Контрольная запись: </w:t>
+      </w:r>
+      <w:r>
+        <w:rPr>
+          <w:b/>
+        </w:rPr>
+        <w:t xml:space="preserve">Семьдесят семь миллионов семьсот тысяч два рубля 0</w:t>
+      </w:r>
+      <w:r>
+        <w:t xml:space="preserve">0 копеек</w:t>
+      </w:r>
+      <w:r>
+        <w:t xml:space="preserve">.</w:t>
+      </w:r>
+    </w:p>
+    <w:p>
+      <w:r>
+        <w:t xml:space="preserve">9.2. Контрольная запись: </w:t>
+      </w:r>
+      <w:r>
+        <w:rPr>
+          <w:b/>
+        </w:rPr>
+        <w:t xml:space="preserve">1/1</w:t>
+      </w:r>
+      <w:r>
+        <w:t xml:space="preserve">50 ключевой ставки ЦБ РФ годовых</w:t>
+      </w:r>
+      <w:r>
+        <w:t xml:space="preserve">.</w:t>
+      </w:r>
+    </w:p>
+    <w:p>
+      <w:r>
+        <w:t xml:space="preserve">9.3. Контрольная запись: </w:t>
+      </w:r>
+      <w:r>
+        <w:rPr>
+          <w:b/>
+        </w:rPr>
+        <w:t xml:space="preserve">не позднее 25.09.20</w:t>
+      </w:r>
+      <w:r>
+        <w:t xml:space="preserve">26</w:t>
+      </w:r>
+      <w:r>
+        <w:t xml:space="preserve">.</w:t>
+      </w:r>
+    </w:p>
+    <w:p>
+      <w:r>
+        <w:t xml:space="preserve">9.4. Контрольная запись: </w:t>
+      </w:r>
+      <w:r>
+        <w:t xml:space="preserve">10/20</w:t>
+        <w:br/>
+        <w:t xml:space="preserve">23-К</w:t>
+      </w:r>
+      <w:r>
+        <w:t xml:space="preserve">.</w:t>
+      </w:r>
+    </w:p>
     <w:p/>
     <w:p/>
     <w:p>
@@ -406,7 +504,7 @@
       </w:r>
       <w:smartTag w:uri="urn:schemas-microsoft-com:office:smarttags" w:element="PersonName">
         <w:r>
-          <w:t xml:space="preserve">Иванова Мария Юрьевна</w:t>
+          <w:t xml:space="preserve">Волков Иван Олегович</w:t>
         </w:r>
       </w:smartTag>
       <w:r>
@@ -464,7 +562,7 @@
               <w:t xml:space="preserve">Адрес регистрации: </w:t>
             </w:r>
             <w:r>
-              <w:t xml:space="preserve">443010, г. Самара, проезд Октябрьская, д. 72, кв. 140</w:t>
+              <w:t xml:space="preserve">603000, г. Нижний Новгород, ш. Мира, д. 33, кв. 6</w:t>
             </w:r>
           </w:p>
           <w:p>
@@ -503,7 +601,7 @@
               <w:t xml:space="preserve">Тел.: </w:t>
             </w:r>
             <w:r>
-              <w:t xml:space="preserve">+7 (843) 179-27-73</w:t>
+              <w:t xml:space="preserve">+7 (499) 599-82-12</w:t>
             </w:r>
           </w:p>
           <w:p>
@@ -511,7 +609,7 @@
               <w:t xml:space="preserve">E-mail: </w:t>
             </w:r>
             <w:r>
-              <w:t xml:space="preserve">nikitina@yandex.ru</w:t>
+              <w:t xml:space="preserve">nikitina@inbox.ru</w:t>
             </w:r>
           </w:p>
           <w:p/>
@@ -554,7 +652,7 @@
               <w:t xml:space="preserve">Адрес регистрации: </w:t>
             </w:r>
             <w:r>
-              <w:t xml:space="preserve">630099, г. Новосибирск, ш. Ленина, д. 67, кв. 27</w:t>
+              <w:t xml:space="preserve">614000, г. Пермь, бул. Космонавтов, д. 87, кв. 61</w:t>
             </w:r>
           </w:p>
           <w:p>
@@ -593,7 +691,7 @@
               <w:t xml:space="preserve">Тел.: </w:t>
             </w:r>
             <w:r>
-              <w:t xml:space="preserve">+7 (383) 360-12-34</w:t>
+              <w:t xml:space="preserve">+7 (499) 162-25-49</w:t>
             </w:r>
           </w:p>
           <w:p>
@@ -601,7 +699,7 @@
               <w:t xml:space="preserve">E-mail: </w:t>
             </w:r>
             <w:r>
-              <w:t xml:space="preserve">titova@sibtrans.ru</w:t>
+              <w:t xml:space="preserve">titova@yandex.ru</w:t>
             </w:r>
           </w:p>
           <w:p/>

--- a/tests/corpus_v2/docs/cx_services_0029.docx
+++ b/tests/corpus_v2/docs/cx_services_0029.docx
@@ -27,7 +27,7 @@
         <w:rPr>
           <w:b/>
         </w:rPr>
-        <w:t xml:space="preserve">14/12</w:t>
+        <w:t xml:space="preserve">5/2025-П</w:t>
       </w:r>
     </w:p>
     <w:p/>
@@ -99,7 +99,7 @@
         <w:t xml:space="preserve">, с другой стороны, совместно именуемые «Стороны», заключили настоящий Договор № </w:t>
       </w:r>
       <w:r>
-        <w:t xml:space="preserve">09Ф-22329/10-345Д</w:t>
+        <w:t xml:space="preserve">19054/975-сс</w:t>
       </w:r>
       <w:r>
         <w:t xml:space="preserve"> (далее — Договор) о нижеследующем:</w:t>
@@ -166,7 +166,7 @@
         <w:t xml:space="preserve">2.1. Общая цена Договора: </w:t>
       </w:r>
       <w:r>
-        <w:t xml:space="preserve">не менее 4 120 000 (Четырёх миллионов ста двадцати тысяч) рублей</w:t>
+        <w:t xml:space="preserve">не менее 68 500 000 (Шестидесяти восьми миллионов пятисот тысяч) рублей</w:t>
       </w:r>
       <w:r>
         <w:t xml:space="preserve">, в т.ч. НДС </w:t>
@@ -189,7 +189,7 @@
         <w:t xml:space="preserve">, но не более </w:t>
       </w:r>
       <w:r>
-        <w:t xml:space="preserve">12% от цены Договора</w:t>
+        <w:t xml:space="preserve">21% от цены Договора</w:t>
       </w:r>
       <w:r>
         <w:t xml:space="preserve">.</w:t>
@@ -200,7 +200,7 @@
         <w:t xml:space="preserve">2.3. Срок оплаты — </w:t>
       </w:r>
       <w:r>
-        <w:t xml:space="preserve">в течение 20 (Двадцати) дней с момента выставления счета</w:t>
+        <w:t xml:space="preserve">в течение 3 (Трёх) дней с момента выставления счета</w:t>
       </w:r>
       <w:r>
         <w:t xml:space="preserve">.</w:t>
@@ -220,7 +220,7 @@
         <w:t xml:space="preserve">, артикул </w:t>
       </w:r>
       <w:r>
-        <w:t xml:space="preserve">RM-6454-28</w:t>
+        <w:t xml:space="preserve">RM-6518-28</w:t>
       </w:r>
       <w:r>
         <w:t xml:space="preserve">, код </w:t>
@@ -280,7 +280,7 @@
         <w:t xml:space="preserve">. Цена — </w:t>
       </w:r>
       <w:r>
-        <w:t xml:space="preserve">284 000,9 (Двести восемьдесят четыре тысячи) руб.</w:t>
+        <w:t xml:space="preserve">4 120 000,5 (Четыре миллиона сто двадцать тысяч) руб.</w:t>
       </w:r>
       <w:r>
         <w:t xml:space="preserve">, </w:t>
@@ -306,7 +306,7 @@
         <w:t xml:space="preserve">3.1. Место исполнения обязательств: </w:t>
       </w:r>
       <w:r>
-        <w:t xml:space="preserve">420111, г. Казань, пер. Тверская, д. 60, кв. 46</w:t>
+        <w:t xml:space="preserve">141300, г. Сергиев Посад, пер. Профсоюзная, д. 43, кв. 37</w:t>
       </w:r>
       <w:r>
         <w:t xml:space="preserve">.</w:t>
@@ -323,7 +323,7 @@
         <w:t xml:space="preserve"> по телефону </w:t>
       </w:r>
       <w:r>
-        <w:t xml:space="preserve">+7 (499) 725-40-50</w:t>
+        <w:t xml:space="preserve">+7 (812) 998-31-86</w:t>
       </w:r>
       <w:r>
         <w:t xml:space="preserve">.</w:t>
@@ -334,7 +334,7 @@
         <w:t xml:space="preserve">3.3. Срок исполнения обязательств — </w:t>
       </w:r>
       <w:r>
-        <w:t xml:space="preserve">не позднее 08.08.2025</w:t>
+        <w:t xml:space="preserve">не позднее 08.09.2026</w:t>
       </w:r>
       <w:r>
         <w:t xml:space="preserve">.</w:t>
@@ -371,7 +371,7 @@
         <w:t xml:space="preserve">. Предельный размер ответственности: </w:t>
       </w:r>
       <w:r>
-        <w:t xml:space="preserve">10 (десять) процентов от цены Договора</w:t>
+        <w:t xml:space="preserve">15 (пятнадцать) процентов от цены Договора</w:t>
       </w:r>
       <w:r>
         <w:t xml:space="preserve">.</w:t>
@@ -393,7 +393,7 @@
         <w:t xml:space="preserve">Сторона, для которой создалась невозможность исполнения, обязана уведомить другую Сторону. Срок уведомления — </w:t>
       </w:r>
       <w:r>
-        <w:t xml:space="preserve">в течение 3 календарных дней с момента поступления денежных средств на расчетный счет</w:t>
+        <w:t xml:space="preserve">в течение 7 календарных дней с момента поступления денежных средств на расчетный счет</w:t>
       </w:r>
       <w:r>
         <w:t xml:space="preserve">.</w:t>
@@ -407,7 +407,7 @@
         <w:t xml:space="preserve">Все споры и разногласия решаются путём переговоров. Претензионный порядок обязателен, срок ответа на претензию — </w:t>
       </w:r>
       <w:r>
-        <w:t xml:space="preserve">в течение 5 (Пяти) банковских дней с даты подписания Сторонами акта сдачи-приемки оказанных услуг</w:t>
+        <w:t xml:space="preserve">в течение 10 (Десяти) банковских дней с даты подписания Сторонами акта сдачи-приемки оказанных услуг</w:t>
       </w:r>
       <w:r>
         <w:t xml:space="preserve">.</w:t>
@@ -432,7 +432,7 @@
         <w:rPr>
           <w:b/>
         </w:rPr>
-        <w:t xml:space="preserve">Семьдесят семь миллионов семьсот тысяч два рубля 0</w:t>
+        <w:t xml:space="preserve">Шестьсот тридцать пять тысяч два рубля 0</w:t>
       </w:r>
       <w:r>
         <w:t xml:space="preserve">0 копеек</w:t>
@@ -466,10 +466,10 @@
         <w:rPr>
           <w:b/>
         </w:rPr>
-        <w:t xml:space="preserve">не позднее 25.09.20</w:t>
-      </w:r>
-      <w:r>
-        <w:t xml:space="preserve">26</w:t>
+        <w:t xml:space="preserve">не позднее 08.08.20</w:t>
+      </w:r>
+      <w:r>
+        <w:t xml:space="preserve">25</w:t>
       </w:r>
       <w:r>
         <w:t xml:space="preserve">.</w:t>
@@ -480,9 +480,26 @@
         <w:t xml:space="preserve">9.4. Контрольная запись: </w:t>
       </w:r>
       <w:r>
-        <w:t xml:space="preserve">10/20</w:t>
+        <w:t xml:space="preserve">4</w:t>
         <w:br/>
-        <w:t xml:space="preserve">23-К</w:t>
+        <w:t xml:space="preserve">5/10</w:t>
+      </w:r>
+      <w:r>
+        <w:t xml:space="preserve">.</w:t>
+      </w:r>
+    </w:p>
+    <w:p>
+      <w:r>
+        <w:t xml:space="preserve">9.5. Цена по протоколу разногласий: </w:t>
+      </w:r>
+      <w:r>
+        <w:t xml:space="preserve">2900000</w:t>
+      </w:r>
+      <w:r>
+        <w:t xml:space="preserve">, а прописью: </w:t>
+      </w:r>
+      <w:r>
+        <w:t xml:space="preserve">два девятьсот тысяч рублей</w:t>
       </w:r>
       <w:r>
         <w:t xml:space="preserve">.</w:t>
@@ -504,7 +521,7 @@
       </w:r>
       <w:smartTag w:uri="urn:schemas-microsoft-com:office:smarttags" w:element="PersonName">
         <w:r>
-          <w:t xml:space="preserve">Волков Иван Олегович</w:t>
+          <w:t xml:space="preserve">Титова Екатерина Андреевна</w:t>
         </w:r>
       </w:smartTag>
       <w:r>
@@ -562,7 +579,7 @@
               <w:t xml:space="preserve">Адрес регистрации: </w:t>
             </w:r>
             <w:r>
-              <w:t xml:space="preserve">603000, г. Нижний Новгород, ш. Мира, д. 33, кв. 6</w:t>
+              <w:t xml:space="preserve">141300, г. Сергиев Посад, просп. Баумана, д. 64, кв. 34</w:t>
             </w:r>
           </w:p>
           <w:p>
@@ -601,7 +618,7 @@
               <w:t xml:space="preserve">Тел.: </w:t>
             </w:r>
             <w:r>
-              <w:t xml:space="preserve">+7 (499) 599-82-12</w:t>
+              <w:t xml:space="preserve">+7 (812) 119-83-76</w:t>
             </w:r>
           </w:p>
           <w:p>
@@ -609,7 +626,7 @@
               <w:t xml:space="preserve">E-mail: </w:t>
             </w:r>
             <w:r>
-              <w:t xml:space="preserve">nikitina@inbox.ru</w:t>
+              <w:t xml:space="preserve">nikitina@mail.ru</w:t>
             </w:r>
           </w:p>
           <w:p/>
@@ -652,7 +669,7 @@
               <w:t xml:space="preserve">Адрес регистрации: </w:t>
             </w:r>
             <w:r>
-              <w:t xml:space="preserve">614000, г. Пермь, бул. Космонавтов, д. 87, кв. 61</w:t>
+              <w:t xml:space="preserve">443010, г. Самара, ул. Победы, д. 25, кв. 125</w:t>
             </w:r>
           </w:p>
           <w:p>
@@ -691,7 +708,7 @@
               <w:t xml:space="preserve">Тел.: </w:t>
             </w:r>
             <w:r>
-              <w:t xml:space="preserve">+7 (499) 162-25-49</w:t>
+              <w:t xml:space="preserve">+7 (383) 123-58-95</w:t>
             </w:r>
           </w:p>
           <w:p>
@@ -699,7 +716,7 @@
               <w:t xml:space="preserve">E-mail: </w:t>
             </w:r>
             <w:r>
-              <w:t xml:space="preserve">titova@yandex.ru</w:t>
+              <w:t xml:space="preserve">titova@sibtrans.ru</w:t>
             </w:r>
           </w:p>
           <w:p/>

--- a/tests/corpus_v2/docs/cx_services_0029.docx
+++ b/tests/corpus_v2/docs/cx_services_0029.docx
@@ -72,7 +72,7 @@
         <w:t xml:space="preserve">паспорт </w:t>
       </w:r>
       <w:r>
-        <w:t xml:space="preserve">39 16 596586</w:t>
+        <w:t xml:space="preserve">19 19 284946</w:t>
       </w:r>
       <w:r>
         <w:t xml:space="preserve">, выдан </w:t>
@@ -277,10 +277,16 @@
         <w:t xml:space="preserve">МКАС при ТПП РФ</w:t>
       </w:r>
       <w:r>
+        <w:t xml:space="preserve">. Товар отгружается с сопроводительным документом паспорт качества № </w:t>
+      </w:r>
+      <w:r>
+        <w:t xml:space="preserve">51 11 358885</w:t>
+      </w:r>
+      <w:r>
         <w:t xml:space="preserve">. Цена — </w:t>
       </w:r>
       <w:r>
-        <w:t xml:space="preserve">4 120 000,5 (Четыре миллиона сто двадцать тысяч) руб.</w:t>
+        <w:t xml:space="preserve">93 100 000,5 (Девяносто три миллиона сто тысяч) руб.</w:t>
       </w:r>
       <w:r>
         <w:t xml:space="preserve">, </w:t>
@@ -306,7 +312,7 @@
         <w:t xml:space="preserve">3.1. Место исполнения обязательств: </w:t>
       </w:r>
       <w:r>
-        <w:t xml:space="preserve">141300, г. Сергиев Посад, пер. Профсоюзная, д. 43, кв. 37</w:t>
+        <w:t xml:space="preserve">630099, г. Новосибирск, пер. Ленинградская, д. 22, кв. 154</w:t>
       </w:r>
       <w:r>
         <w:t xml:space="preserve">.</w:t>
@@ -323,7 +329,7 @@
         <w:t xml:space="preserve"> по телефону </w:t>
       </w:r>
       <w:r>
-        <w:t xml:space="preserve">+7 (812) 998-31-86</w:t>
+        <w:t xml:space="preserve">+7 (499) 648-55-69</w:t>
       </w:r>
       <w:r>
         <w:t xml:space="preserve">.</w:t>
@@ -334,7 +340,7 @@
         <w:t xml:space="preserve">3.3. Срок исполнения обязательств — </w:t>
       </w:r>
       <w:r>
-        <w:t xml:space="preserve">не позднее 08.09.2026</w:t>
+        <w:t xml:space="preserve">не позднее 06.04.2025</w:t>
       </w:r>
       <w:r>
         <w:t xml:space="preserve">.</w:t>
@@ -371,7 +377,7 @@
         <w:t xml:space="preserve">. Предельный размер ответственности: </w:t>
       </w:r>
       <w:r>
-        <w:t xml:space="preserve">15 (пятнадцать) процентов от цены Договора</w:t>
+        <w:t xml:space="preserve">10 (десять) процентов от цены Договора</w:t>
       </w:r>
       <w:r>
         <w:t xml:space="preserve">.</w:t>
@@ -393,7 +399,7 @@
         <w:t xml:space="preserve">Сторона, для которой создалась невозможность исполнения, обязана уведомить другую Сторону. Срок уведомления — </w:t>
       </w:r>
       <w:r>
-        <w:t xml:space="preserve">в течение 7 календарных дней с момента поступления денежных средств на расчетный счет</w:t>
+        <w:t xml:space="preserve">в течение 10 календарных дней с момента поступления денежных средств на расчетный счет</w:t>
       </w:r>
       <w:r>
         <w:t xml:space="preserve">.</w:t>
@@ -407,7 +413,7 @@
         <w:t xml:space="preserve">Все споры и разногласия решаются путём переговоров. Претензионный порядок обязателен, срок ответа на претензию — </w:t>
       </w:r>
       <w:r>
-        <w:t xml:space="preserve">в течение 10 (Десяти) банковских дней с даты подписания Сторонами акта сдачи-приемки оказанных услуг</w:t>
+        <w:t xml:space="preserve">в течение 45 (Сорока пяти) банковских дней с даты подписания Сторонами акта сдачи-приемки оказанных услуг</w:t>
       </w:r>
       <w:r>
         <w:t xml:space="preserve">.</w:t>
@@ -432,7 +438,7 @@
         <w:rPr>
           <w:b/>
         </w:rPr>
-        <w:t xml:space="preserve">Шестьсот тридцать пять тысяч два рубля 0</w:t>
+        <w:t xml:space="preserve">Пятьсот семьдесят девять тысяч два рубля 0</w:t>
       </w:r>
       <w:r>
         <w:t xml:space="preserve">0 копеек</w:t>
@@ -466,7 +472,7 @@
         <w:rPr>
           <w:b/>
         </w:rPr>
-        <w:t xml:space="preserve">не позднее 08.08.20</w:t>
+        <w:t xml:space="preserve">не позднее 28.12.20</w:t>
       </w:r>
       <w:r>
         <w:t xml:space="preserve">25</w:t>
@@ -480,9 +486,9 @@
         <w:t xml:space="preserve">9.4. Контрольная запись: </w:t>
       </w:r>
       <w:r>
-        <w:t xml:space="preserve">4</w:t>
+        <w:t xml:space="preserve">1</w:t>
         <w:br/>
-        <w:t xml:space="preserve">5/10</w:t>
+        <w:t xml:space="preserve">8/19</w:t>
       </w:r>
       <w:r>
         <w:t xml:space="preserve">.</w:t>
@@ -493,13 +499,13 @@
         <w:t xml:space="preserve">9.5. Цена по протоколу разногласий: </w:t>
       </w:r>
       <w:r>
-        <w:t xml:space="preserve">2900000</w:t>
+        <w:t xml:space="preserve">9900000</w:t>
       </w:r>
       <w:r>
         <w:t xml:space="preserve">, а прописью: </w:t>
       </w:r>
       <w:r>
-        <w:t xml:space="preserve">два девятьсот тысяч рублей</w:t>
+        <w:t xml:space="preserve">девять девятьсот тысяч рублей</w:t>
       </w:r>
       <w:r>
         <w:t xml:space="preserve">.</w:t>
@@ -521,7 +527,7 @@
       </w:r>
       <w:smartTag w:uri="urn:schemas-microsoft-com:office:smarttags" w:element="PersonName">
         <w:r>
-          <w:t xml:space="preserve">Титова Екатерина Андреевна</w:t>
+          <w:t xml:space="preserve">Сидорова Елена Михайловна</w:t>
         </w:r>
       </w:smartTag>
       <w:r>
@@ -579,7 +585,7 @@
               <w:t xml:space="preserve">Адрес регистрации: </w:t>
             </w:r>
             <w:r>
-              <w:t xml:space="preserve">141300, г. Сергиев Посад, просп. Баумана, д. 64, кв. 34</w:t>
+              <w:t xml:space="preserve">170100, г. Тверь, ул. Садовая, д. 74, кв. 134</w:t>
             </w:r>
           </w:p>
           <w:p>
@@ -618,7 +624,7 @@
               <w:t xml:space="preserve">Тел.: </w:t>
             </w:r>
             <w:r>
-              <w:t xml:space="preserve">+7 (812) 119-83-76</w:t>
+              <w:t xml:space="preserve">+7 (495) 697-42-12</w:t>
             </w:r>
           </w:p>
           <w:p>
@@ -626,7 +632,7 @@
               <w:t xml:space="preserve">E-mail: </w:t>
             </w:r>
             <w:r>
-              <w:t xml:space="preserve">nikitina@mail.ru</w:t>
+              <w:t xml:space="preserve">nikitina@gmail.com</w:t>
             </w:r>
           </w:p>
           <w:p/>
@@ -669,7 +675,7 @@
               <w:t xml:space="preserve">Адрес регистрации: </w:t>
             </w:r>
             <w:r>
-              <w:t xml:space="preserve">443010, г. Самара, ул. Победы, д. 25, кв. 125</w:t>
+              <w:t xml:space="preserve">344002, г. Ростов-на-Дону, ул. Профсоюзная, д. 49, кв. 171</w:t>
             </w:r>
           </w:p>
           <w:p>
@@ -677,7 +683,7 @@
               <w:t xml:space="preserve">Паспорт </w:t>
             </w:r>
             <w:r>
-              <w:t xml:space="preserve">39 16 596586</w:t>
+              <w:t xml:space="preserve">19 19 284946</w:t>
             </w:r>
             <w:r>
               <w:t xml:space="preserve">, выдан ОВД «Тропарёво» г. Москвы 08.04.2016</w:t>
@@ -694,13 +700,13 @@
               <w:t xml:space="preserve">СНИЛС </w:t>
             </w:r>
             <w:r>
-              <w:t xml:space="preserve">501-163-148 18</w:t>
+              <w:t xml:space="preserve">163-148-479 70</w:t>
             </w:r>
             <w:r>
               <w:t xml:space="preserve"> ИНН </w:t>
             </w:r>
             <w:r>
-              <w:t xml:space="preserve">294272907109</w:t>
+              <w:t xml:space="preserve">272907150107</w:t>
             </w:r>
           </w:p>
           <w:p>
@@ -708,7 +714,7 @@
               <w:t xml:space="preserve">Тел.: </w:t>
             </w:r>
             <w:r>
-              <w:t xml:space="preserve">+7 (383) 123-58-95</w:t>
+              <w:t xml:space="preserve">+7 (843) 601-96-40</w:t>
             </w:r>
           </w:p>
           <w:p>
@@ -716,7 +722,7 @@
               <w:t xml:space="preserve">E-mail: </w:t>
             </w:r>
             <w:r>
-              <w:t xml:space="preserve">titova@sibtrans.ru</w:t>
+              <w:t xml:space="preserve">titova@yandex.ru</w:t>
             </w:r>
           </w:p>
           <w:p/>

--- a/tests/corpus_v2/docs/cx_services_0029.docx
+++ b/tests/corpus_v2/docs/cx_services_0029.docx
@@ -283,10 +283,46 @@
         <w:t xml:space="preserve">51 11 358885</w:t>
       </w:r>
       <w:r>
+        <w:t xml:space="preserve">. К партии приложен паспорт изделия № </w:t>
+      </w:r>
+      <w:r>
+        <w:t xml:space="preserve">75 11 349116</w:t>
+      </w:r>
+      <w:r>
+        <w:t xml:space="preserve">. Оборудование поставляется с паспортом транспортного средства № </w:t>
+      </w:r>
+      <w:r>
+        <w:t xml:space="preserve">19 09 920377</w:t>
+      </w:r>
+      <w:r>
+        <w:t xml:space="preserve">. Приёмка производится согласно техническому паспорту </w:t>
+      </w:r>
+      <w:r>
+        <w:t xml:space="preserve">22 20 251886</w:t>
+      </w:r>
+      <w:r>
+        <w:t xml:space="preserve">. СНИЛС не указан, номер заказа </w:t>
+      </w:r>
+      <w:r>
+        <w:t xml:space="preserve">549-935-368 59</w:t>
+      </w:r>
+      <w:r>
+        <w:t xml:space="preserve">. Дата рождения не проставлена, документ выдан </w:t>
+      </w:r>
+      <w:r>
+        <w:t xml:space="preserve">06.04.2024</w:t>
+      </w:r>
+      <w:r>
+        <w:t xml:space="preserve">. Код подразделения, см. артикул </w:t>
+      </w:r>
+      <w:r>
+        <w:t xml:space="preserve">247-325</w:t>
+      </w:r>
+      <w:r>
         <w:t xml:space="preserve">. Цена — </w:t>
       </w:r>
       <w:r>
-        <w:t xml:space="preserve">93 100 000,5 (Девяносто три миллиона сто тысяч) руб.</w:t>
+        <w:t xml:space="preserve">2 630 000,8 (Два миллиона шестьсот тридцать тысяч) руб.</w:t>
       </w:r>
       <w:r>
         <w:t xml:space="preserve">, </w:t>
@@ -312,7 +348,7 @@
         <w:t xml:space="preserve">3.1. Место исполнения обязательств: </w:t>
       </w:r>
       <w:r>
-        <w:t xml:space="preserve">630099, г. Новосибирск, пер. Ленинградская, д. 22, кв. 154</w:t>
+        <w:t xml:space="preserve">143000, г. Одинцово, пер. Гагарина, д. 90, кв. 185</w:t>
       </w:r>
       <w:r>
         <w:t xml:space="preserve">.</w:t>
@@ -329,7 +365,7 @@
         <w:t xml:space="preserve"> по телефону </w:t>
       </w:r>
       <w:r>
-        <w:t xml:space="preserve">+7 (499) 648-55-69</w:t>
+        <w:t xml:space="preserve">+7 (495) 170-89-46</w:t>
       </w:r>
       <w:r>
         <w:t xml:space="preserve">.</w:t>
@@ -340,7 +376,7 @@
         <w:t xml:space="preserve">3.3. Срок исполнения обязательств — </w:t>
       </w:r>
       <w:r>
-        <w:t xml:space="preserve">не позднее 06.04.2025</w:t>
+        <w:t xml:space="preserve">не позднее 25.09.2026</w:t>
       </w:r>
       <w:r>
         <w:t xml:space="preserve">.</w:t>
@@ -377,7 +413,7 @@
         <w:t xml:space="preserve">. Предельный размер ответственности: </w:t>
       </w:r>
       <w:r>
-        <w:t xml:space="preserve">10 (десять) процентов от цены Договора</w:t>
+        <w:t xml:space="preserve">5 (пять) процентов от цены Договора</w:t>
       </w:r>
       <w:r>
         <w:t xml:space="preserve">.</w:t>
@@ -399,7 +435,7 @@
         <w:t xml:space="preserve">Сторона, для которой создалась невозможность исполнения, обязана уведомить другую Сторону. Срок уведомления — </w:t>
       </w:r>
       <w:r>
-        <w:t xml:space="preserve">в течение 10 календарных дней с момента поступления денежных средств на расчетный счет</w:t>
+        <w:t xml:space="preserve">в течение 7 календарных дней с момента поступления денежных средств на расчетный счет</w:t>
       </w:r>
       <w:r>
         <w:t xml:space="preserve">.</w:t>
@@ -438,7 +474,7 @@
         <w:rPr>
           <w:b/>
         </w:rPr>
-        <w:t xml:space="preserve">Пятьсот семьдесят девять тысяч два рубля 0</w:t>
+        <w:t xml:space="preserve">Девятьсот девяносто тысяч два рубля 0</w:t>
       </w:r>
       <w:r>
         <w:t xml:space="preserve">0 копеек</w:t>
@@ -472,7 +508,7 @@
         <w:rPr>
           <w:b/>
         </w:rPr>
-        <w:t xml:space="preserve">не позднее 28.12.20</w:t>
+        <w:t xml:space="preserve">не позднее 01.10.20</w:t>
       </w:r>
       <w:r>
         <w:t xml:space="preserve">25</w:t>
@@ -486,9 +522,9 @@
         <w:t xml:space="preserve">9.4. Контрольная запись: </w:t>
       </w:r>
       <w:r>
-        <w:t xml:space="preserve">1</w:t>
+        <w:t xml:space="preserve">8</w:t>
         <w:br/>
-        <w:t xml:space="preserve">8/19</w:t>
+        <w:t xml:space="preserve">4/18</w:t>
       </w:r>
       <w:r>
         <w:t xml:space="preserve">.</w:t>
@@ -499,13 +535,13 @@
         <w:t xml:space="preserve">9.5. Цена по протоколу разногласий: </w:t>
       </w:r>
       <w:r>
-        <w:t xml:space="preserve">9900000</w:t>
+        <w:t xml:space="preserve">1300000</w:t>
       </w:r>
       <w:r>
         <w:t xml:space="preserve">, а прописью: </w:t>
       </w:r>
       <w:r>
-        <w:t xml:space="preserve">девять девятьсот тысяч рублей</w:t>
+        <w:t xml:space="preserve">один триста тысяч рублей</w:t>
       </w:r>
       <w:r>
         <w:t xml:space="preserve">.</w:t>
@@ -527,7 +563,7 @@
       </w:r>
       <w:smartTag w:uri="urn:schemas-microsoft-com:office:smarttags" w:element="PersonName">
         <w:r>
-          <w:t xml:space="preserve">Сидорова Елена Михайловна</w:t>
+          <w:t xml:space="preserve">Иванова Наталья Павловна</w:t>
         </w:r>
       </w:smartTag>
       <w:r>
@@ -585,7 +621,7 @@
               <w:t xml:space="preserve">Адрес регистрации: </w:t>
             </w:r>
             <w:r>
-              <w:t xml:space="preserve">170100, г. Тверь, ул. Садовая, д. 74, кв. 134</w:t>
+              <w:t xml:space="preserve">143400, г. Красногорск, бул. Космонавтов, д. 87, кв. 61</w:t>
             </w:r>
           </w:p>
           <w:p>
@@ -624,7 +660,7 @@
               <w:t xml:space="preserve">Тел.: </w:t>
             </w:r>
             <w:r>
-              <w:t xml:space="preserve">+7 (495) 697-42-12</w:t>
+              <w:t xml:space="preserve">+7 (499) 162-25-49</w:t>
             </w:r>
           </w:p>
           <w:p>
@@ -632,7 +668,7 @@
               <w:t xml:space="preserve">E-mail: </w:t>
             </w:r>
             <w:r>
-              <w:t xml:space="preserve">nikitina@gmail.com</w:t>
+              <w:t xml:space="preserve">nikitina@yandex.ru</w:t>
             </w:r>
           </w:p>
           <w:p/>
@@ -675,7 +711,7 @@
               <w:t xml:space="preserve">Адрес регистрации: </w:t>
             </w:r>
             <w:r>
-              <w:t xml:space="preserve">344002, г. Ростов-на-Дону, ул. Профсоюзная, д. 49, кв. 171</w:t>
+              <w:t xml:space="preserve">603000, г. Нижний Новгород, наб. Победы, д. 40, кв. 12</w:t>
             </w:r>
           </w:p>
           <w:p>
@@ -714,7 +750,7 @@
               <w:t xml:space="preserve">Тел.: </w:t>
             </w:r>
             <w:r>
-              <w:t xml:space="preserve">+7 (843) 601-96-40</w:t>
+              <w:t xml:space="preserve">+7 (846) 440-64-79</w:t>
             </w:r>
           </w:p>
           <w:p>
@@ -722,7 +758,7 @@
               <w:t xml:space="preserve">E-mail: </w:t>
             </w:r>
             <w:r>
-              <w:t xml:space="preserve">titova@yandex.ru</w:t>
+              <w:t xml:space="preserve">titova@romashka.ru</w:t>
             </w:r>
           </w:p>
           <w:p/>

--- a/tests/corpus_v2/docs/cx_services_0029.docx
+++ b/tests/corpus_v2/docs/cx_services_0029.docx
@@ -334,251 +334,120 @@
         <w:t xml:space="preserve">.</w:t>
       </w:r>
     </w:p>
-    <w:p/>
-    <w:p>
-      <w:r>
-        <w:rPr>
-          <w:b/>
-        </w:rPr>
-        <w:t xml:space="preserve">3. МЕСТО И СРОКИ ИСПОЛНЕНИЯ</w:t>
-      </w:r>
-    </w:p>
-    <w:p>
-      <w:r>
-        <w:t xml:space="preserve">3.1. Место исполнения обязательств: </w:t>
-      </w:r>
-      <w:r>
-        <w:t xml:space="preserve">143000, г. Одинцово, пер. Гагарина, д. 90, кв. 185</w:t>
-      </w:r>
-      <w:r>
-        <w:t xml:space="preserve">.</w:t>
-      </w:r>
-    </w:p>
-    <w:p>
-      <w:r>
-        <w:t xml:space="preserve">3.2. Уведомления направляются </w:t>
-      </w:r>
-      <w:r>
-        <w:t xml:space="preserve">Титовой Людмиле Петровне</w:t>
-      </w:r>
-      <w:r>
-        <w:t xml:space="preserve"> по телефону </w:t>
-      </w:r>
-      <w:r>
-        <w:t xml:space="preserve">+7 (495) 170-89-46</w:t>
-      </w:r>
-      <w:r>
-        <w:t xml:space="preserve">.</w:t>
-      </w:r>
-    </w:p>
-    <w:p>
-      <w:r>
-        <w:t xml:space="preserve">3.3. Срок исполнения обязательств — </w:t>
-      </w:r>
-      <w:r>
-        <w:t xml:space="preserve">не позднее 25.09.2026</w:t>
-      </w:r>
-      <w:r>
-        <w:t xml:space="preserve">.</w:t>
-      </w:r>
-    </w:p>
-    <w:p/>
-    <w:p>
-      <w:r>
-        <w:rPr>
-          <w:b/>
-        </w:rPr>
-        <w:t xml:space="preserve">4. ПРОЧИЕ УСЛОВИЯ</w:t>
-      </w:r>
-    </w:p>
-    <w:p>
-      <w:r>
-        <w:t xml:space="preserve">4.1. </w:t>
-      </w:r>
-      <w:r>
-        <w:t xml:space="preserve">Стороны несут ответственность за неисполнение или ненадлежащее исполнение обязательств в соответствии с законодательством Российской Федерации.</w:t>
-      </w:r>
-    </w:p>
-    <w:p>
-      <w:r>
-        <w:t xml:space="preserve">4.2. </w:t>
-      </w:r>
-      <w:r>
-        <w:t xml:space="preserve">Размер неустойки за нарушение сроков оплаты: </w:t>
-      </w:r>
-      <w:r>
-        <w:t xml:space="preserve">1/300 ключевой ставки ЦБ РФ от общей суммы счета</w:t>
-      </w:r>
-      <w:r>
-        <w:t xml:space="preserve">. Предельный размер ответственности: </w:t>
-      </w:r>
-      <w:r>
-        <w:t xml:space="preserve">5 (пять) процентов от цены Договора</w:t>
-      </w:r>
-      <w:r>
-        <w:t xml:space="preserve">.</w:t>
-      </w:r>
-    </w:p>
-    <w:p>
-      <w:r>
-        <w:t xml:space="preserve">4.3. </w:t>
-      </w:r>
-      <w:r>
-        <w:t xml:space="preserve">Стороны освобождаются от ответственности при наступлении обстоятельств непреодолимой силы, если они прямо повлияли на исполнение обязательств.</w:t>
-      </w:r>
-    </w:p>
-    <w:p>
-      <w:r>
-        <w:t xml:space="preserve">4.4. </w:t>
-      </w:r>
-      <w:r>
-        <w:t xml:space="preserve">Сторона, для которой создалась невозможность исполнения, обязана уведомить другую Сторону. Срок уведомления — </w:t>
-      </w:r>
-      <w:r>
-        <w:t xml:space="preserve">в течение 7 календарных дней с момента поступления денежных средств на расчетный счет</w:t>
-      </w:r>
-      <w:r>
-        <w:t xml:space="preserve">.</w:t>
-      </w:r>
-    </w:p>
-    <w:p>
-      <w:r>
-        <w:t xml:space="preserve">4.5. </w:t>
-      </w:r>
-      <w:r>
-        <w:t xml:space="preserve">Все споры и разногласия решаются путём переговоров. Претензионный порядок обязателен, срок ответа на претензию — </w:t>
-      </w:r>
-      <w:r>
-        <w:t xml:space="preserve">в течение 45 (Сорока пяти) банковских дней с даты подписания Сторонами акта сдачи-приемки оказанных услуг</w:t>
-      </w:r>
-      <w:r>
-        <w:t xml:space="preserve">.</w:t>
-      </w:r>
-    </w:p>
-    <w:p/>
-    <w:p/>
-    <w:p/>
-    <w:p>
-      <w:r>
-        <w:rPr>
-          <w:b/>
-        </w:rPr>
-        <w:t xml:space="preserve">9. КОНТРОЛЬНЫЕ ВЕЛИЧИНЫ</w:t>
-      </w:r>
-    </w:p>
-    <w:p>
-      <w:r>
-        <w:t xml:space="preserve">9.1. Контрольная запись: </w:t>
-      </w:r>
-      <w:r>
-        <w:rPr>
-          <w:b/>
-        </w:rPr>
-        <w:t xml:space="preserve">Девятьсот девяносто тысяч два рубля 0</w:t>
-      </w:r>
-      <w:r>
-        <w:t xml:space="preserve">0 копеек</w:t>
-      </w:r>
-      <w:r>
-        <w:t xml:space="preserve">.</w:t>
-      </w:r>
-    </w:p>
-    <w:p>
-      <w:r>
-        <w:t xml:space="preserve">9.2. Контрольная запись: </w:t>
-      </w:r>
-      <w:r>
-        <w:rPr>
-          <w:b/>
-        </w:rPr>
-        <w:t xml:space="preserve">1/1</w:t>
-      </w:r>
-      <w:r>
-        <w:t xml:space="preserve">50 ключевой ставки ЦБ РФ годовых</w:t>
-      </w:r>
-      <w:r>
-        <w:t xml:space="preserve">.</w:t>
-      </w:r>
-    </w:p>
-    <w:p>
-      <w:r>
-        <w:t xml:space="preserve">9.3. Контрольная запись: </w:t>
-      </w:r>
-      <w:r>
-        <w:rPr>
-          <w:b/>
-        </w:rPr>
-        <w:t xml:space="preserve">не позднее 01.10.20</w:t>
-      </w:r>
-      <w:r>
-        <w:t xml:space="preserve">25</w:t>
-      </w:r>
-      <w:r>
-        <w:t xml:space="preserve">.</w:t>
-      </w:r>
-    </w:p>
-    <w:p>
-      <w:r>
-        <w:t xml:space="preserve">9.4. Контрольная запись: </w:t>
-      </w:r>
-      <w:r>
-        <w:t xml:space="preserve">8</w:t>
-        <w:br/>
-        <w:t xml:space="preserve">4/18</w:t>
-      </w:r>
-      <w:r>
-        <w:t xml:space="preserve">.</w:t>
-      </w:r>
-    </w:p>
-    <w:p>
-      <w:r>
-        <w:t xml:space="preserve">9.5. Цена по протоколу разногласий: </w:t>
-      </w:r>
-      <w:r>
-        <w:t xml:space="preserve">1300000</w:t>
-      </w:r>
-      <w:r>
-        <w:t xml:space="preserve">, а прописью: </w:t>
-      </w:r>
-      <w:r>
-        <w:t xml:space="preserve">один триста тысяч рублей</w:t>
-      </w:r>
-      <w:r>
-        <w:t xml:space="preserve">.</w:t>
-      </w:r>
-    </w:p>
-    <w:p/>
-    <w:p/>
-    <w:p>
-      <w:r>
-        <w:rPr>
-          <w:b/>
-        </w:rPr>
-        <w:t xml:space="preserve">11. УСЛОВИЯ, ОФОРМЛЕННЫЕ СРЕДСТВАМИ РЕДАКТОРА</w:t>
-      </w:r>
-    </w:p>
-    <w:p>
-      <w:r>
-        <w:t xml:space="preserve">11.1. Ответственный (умный тег): </w:t>
-      </w:r>
-      <w:smartTag w:uri="urn:schemas-microsoft-com:office:smarttags" w:element="PersonName">
-        <w:r>
-          <w:t xml:space="preserve">Иванова Наталья Павловна</w:t>
-        </w:r>
-      </w:smartTag>
-      <w:r>
-        <w:t xml:space="preserve">.</w:t>
-      </w:r>
-    </w:p>
-    <w:p>
-      <w:r>
-        <w:rPr>
-          <w:b/>
-        </w:rPr>
-        <w:t xml:space="preserve">РЕКВИЗИТЫ И ПОДПИСИ СТОРОН</w:t>
-      </w:r>
-    </w:p>
-    <w:p/>
+    <w:p>
+      <w:r>
+        <w:t xml:space="preserve">2.5. </w:t>
+      </w:r>
+      <w:r>
+        <w:t xml:space="preserve">Товар маркирован штрихкодом </w:t>
+      </w:r>
+      <w:r>
+        <w:t xml:space="preserve">4605006099047</w:t>
+      </w:r>
+      <w:r>
+        <w:t xml:space="preserve">. Код контрагента по ОКПО — </w:t>
+      </w:r>
+      <w:r>
+        <w:t xml:space="preserve">0028399879</w:t>
+      </w:r>
+      <w:r>
+        <w:t xml:space="preserve">. Оборудование учтено под инвентарным номером </w:t>
+      </w:r>
+      <w:r>
+        <w:t xml:space="preserve">044795664</w:t>
+      </w:r>
+      <w:r>
+        <w:t xml:space="preserve">, складской позиции присвоен номер </w:t>
+      </w:r>
+      <w:r>
+        <w:t xml:space="preserve">831414734</w:t>
+      </w:r>
+      <w:r>
+        <w:t xml:space="preserve">.</w:t>
+      </w:r>
+    </w:p>
+    <w:p>
+      <w:r>
+        <w:t xml:space="preserve">2.6. </w:t>
+      </w:r>
+      <w:r>
+        <w:t xml:space="preserve">Оплата по счёту-фактуре на КБК </w:t>
+      </w:r>
+      <w:r>
+        <w:t xml:space="preserve">18210101011011000181</w:t>
+      </w:r>
+      <w:r>
+        <w:t xml:space="preserve">. ИНН не присвоен, регистрационный № </w:t>
+      </w:r>
+      <w:r>
+        <w:t xml:space="preserve">6637882308</w:t>
+      </w:r>
+      <w:r>
+        <w:t xml:space="preserve">. ИНН не присвоен, платёжный документ № </w:t>
+      </w:r>
+      <w:r>
+        <w:t xml:space="preserve">085537622433</w:t>
+      </w:r>
+      <w:r>
+        <w:t xml:space="preserve">. Заказчик действует в лице </w:t>
+      </w:r>
+      <w:r>
+        <w:t xml:space="preserve">уполномоченного представителя</w:t>
+      </w:r>
+      <w:r>
+        <w:t xml:space="preserve">, назначаемого приказом.</w:t>
+      </w:r>
+    </w:p>
+    <w:p>
+      <w:r>
+        <w:t xml:space="preserve">2.7. </w:t>
+      </w:r>
+      <w:r>
+        <w:t xml:space="preserve">Массовая доля влаги в товаре — </w:t>
+      </w:r>
+      <w:r>
+        <w:t xml:space="preserve">не более 10 %</w:t>
+      </w:r>
+      <w:r>
+        <w:t xml:space="preserve">. Товар подлежит хранению </w:t>
+      </w:r>
+      <w:r>
+        <w:t xml:space="preserve">в течение 24 часов</w:t>
+      </w:r>
+      <w:r>
+        <w:t xml:space="preserve"> при температуре не выше +4 °C. Срок исковой давности по требованиям, вытекающим из Договора, составляет </w:t>
+      </w:r>
+      <w:r>
+        <w:t xml:space="preserve">в течение трёх лет</w:t>
+      </w:r>
+      <w:r>
+        <w:t xml:space="preserve">, как установлено статьёй 196 Гражданского кодекса Российской Федерации. Обработка данных ведётся согласно Федеральному закону от 27.07.2006 № 152-ФЗ </w:t>
+      </w:r>
+      <w:r>
+        <w:t xml:space="preserve">«О персональных данных»</w:t>
+      </w:r>
+      <w:r>
+        <w:t xml:space="preserve">. Товар поставляется под маркой </w:t>
+      </w:r>
+      <w:r>
+        <w:t xml:space="preserve">«Стандарт»</w:t>
+      </w:r>
+      <w:r>
+        <w:t xml:space="preserve">. Влажность определяется </w:t>
+      </w:r>
+      <w:r>
+        <w:t xml:space="preserve">по методу Кьельдаля</w:t>
+      </w:r>
+      <w:r>
+        <w:t xml:space="preserve">. Споры передаются на рассмотрение в Арбитражный суд </w:t>
+      </w:r>
+      <w:r>
+        <w:t xml:space="preserve">города Москвы</w:t>
+      </w:r>
+      <w:r>
+        <w:t xml:space="preserve">.</w:t>
+      </w:r>
+    </w:p>
     <w:tbl>
       <w:tblPr>
         <w:tblW w:w="9360" w:type="dxa"/>
@@ -602,82 +471,7 @@
           </w:tcPr>
           <w:p>
             <w:r>
-              <w:rPr>
-                <w:b/>
-              </w:rPr>
-              <w:t xml:space="preserve">Исполнитель:</w:t>
-            </w:r>
-          </w:p>
-          <w:p>
-            <w:r>
-              <w:t xml:space="preserve">Индивидуальный предприниматель </w:t>
-            </w:r>
-            <w:r>
-              <w:t xml:space="preserve">Никитина Дарья Дмитриевна</w:t>
-            </w:r>
-          </w:p>
-          <w:p>
-            <w:r>
-              <w:t xml:space="preserve">Адрес регистрации: </w:t>
-            </w:r>
-            <w:r>
-              <w:t xml:space="preserve">143400, г. Красногорск, бул. Космонавтов, д. 87, кв. 61</w:t>
-            </w:r>
-          </w:p>
-          <w:p>
-            <w:r>
-              <w:t xml:space="preserve">ИНН </w:t>
-            </w:r>
-            <w:r>
-              <w:t xml:space="preserve">758630011374</w:t>
-            </w:r>
-            <w:r>
-              <w:t xml:space="preserve"> ОГРНИП </w:t>
-            </w:r>
-            <w:r>
-              <w:t xml:space="preserve">391115025963828</w:t>
-            </w:r>
-          </w:p>
-          <w:p>
-            <w:r>
-              <w:t xml:space="preserve">р/с </w:t>
-            </w:r>
-            <w:r>
-              <w:t xml:space="preserve">40802810741568819270</w:t>
-            </w:r>
-            <w:r>
-              <w:t xml:space="preserve"> в ПАО «Промсвязьбанк»</w:t>
-            </w:r>
-            <w:r>
-              <w:t xml:space="preserve">, БИК </w:t>
-            </w:r>
-            <w:r>
-              <w:t xml:space="preserve">044525555</w:t>
-            </w:r>
-          </w:p>
-          <w:p>
-            <w:r>
-              <w:t xml:space="preserve">Тел.: </w:t>
-            </w:r>
-            <w:r>
-              <w:t xml:space="preserve">+7 (499) 162-25-49</w:t>
-            </w:r>
-          </w:p>
-          <w:p>
-            <w:r>
-              <w:t xml:space="preserve">E-mail: </w:t>
-            </w:r>
-            <w:r>
-              <w:t xml:space="preserve">nikitina@yandex.ru</w:t>
-            </w:r>
-          </w:p>
-          <w:p/>
-          <w:p>
-            <w:r>
-              <w:t xml:space="preserve">ИП ______________ </w:t>
-            </w:r>
-            <w:r>
-              <w:t xml:space="preserve">Никитина Д. Д.</w:t>
+              <w:t xml:space="preserve">8</w:t>
             </w:r>
           </w:p>
         </w:tc>
@@ -687,6 +481,365 @@
           </w:tcPr>
           <w:p>
             <w:r>
+              <w:t xml:space="preserve">4111038650</w:t>
+            </w:r>
+          </w:p>
+        </w:tc>
+      </w:tr>
+    </w:tbl>
+    <w:p/>
+    <w:p>
+      <w:r>
+        <w:rPr>
+          <w:b/>
+        </w:rPr>
+        <w:t xml:space="preserve">3. МЕСТО И СРОКИ ИСПОЛНЕНИЯ</w:t>
+      </w:r>
+    </w:p>
+    <w:p>
+      <w:r>
+        <w:t xml:space="preserve">3.1. Место исполнения обязательств: </w:t>
+      </w:r>
+      <w:r>
+        <w:t xml:space="preserve">630099, г. Новосибирск, ш. Ленина, д. 67, кв. 27</w:t>
+      </w:r>
+      <w:r>
+        <w:t xml:space="preserve">.</w:t>
+      </w:r>
+    </w:p>
+    <w:p>
+      <w:r>
+        <w:t xml:space="preserve">3.2. Уведомления направляются </w:t>
+      </w:r>
+      <w:r>
+        <w:t xml:space="preserve">Титовой Людмиле Петровне</w:t>
+      </w:r>
+      <w:r>
+        <w:t xml:space="preserve"> по телефону </w:t>
+      </w:r>
+      <w:r>
+        <w:t xml:space="preserve">+7 (383) 360-12-34</w:t>
+      </w:r>
+      <w:r>
+        <w:t xml:space="preserve">.</w:t>
+      </w:r>
+    </w:p>
+    <w:p>
+      <w:r>
+        <w:t xml:space="preserve">3.3. Срок исполнения обязательств — </w:t>
+      </w:r>
+      <w:r>
+        <w:t xml:space="preserve">не позднее 16.10.2025</w:t>
+      </w:r>
+      <w:r>
+        <w:t xml:space="preserve">.</w:t>
+      </w:r>
+    </w:p>
+    <w:p/>
+    <w:p>
+      <w:r>
+        <w:rPr>
+          <w:b/>
+        </w:rPr>
+        <w:t xml:space="preserve">4. ПРОЧИЕ УСЛОВИЯ</w:t>
+      </w:r>
+    </w:p>
+    <w:p>
+      <w:r>
+        <w:t xml:space="preserve">4.1. </w:t>
+      </w:r>
+      <w:r>
+        <w:t xml:space="preserve">Стороны несут ответственность за неисполнение или ненадлежащее исполнение обязательств в соответствии с законодательством Российской Федерации.</w:t>
+      </w:r>
+    </w:p>
+    <w:p>
+      <w:r>
+        <w:t xml:space="preserve">4.2. </w:t>
+      </w:r>
+      <w:r>
+        <w:t xml:space="preserve">Размер неустойки за нарушение сроков оплаты: </w:t>
+      </w:r>
+      <w:r>
+        <w:t xml:space="preserve">1/300 ключевой ставки ЦБ РФ от общей суммы счета</w:t>
+      </w:r>
+      <w:r>
+        <w:t xml:space="preserve">. Предельный размер ответственности: </w:t>
+      </w:r>
+      <w:r>
+        <w:t xml:space="preserve">15 (пятнадцать) процентов от цены Договора</w:t>
+      </w:r>
+      <w:r>
+        <w:t xml:space="preserve">.</w:t>
+      </w:r>
+    </w:p>
+    <w:p>
+      <w:r>
+        <w:t xml:space="preserve">4.3. </w:t>
+      </w:r>
+      <w:r>
+        <w:t xml:space="preserve">Стороны освобождаются от ответственности при наступлении обстоятельств непреодолимой силы, если они прямо повлияли на исполнение обязательств.</w:t>
+      </w:r>
+    </w:p>
+    <w:p>
+      <w:r>
+        <w:t xml:space="preserve">4.4. </w:t>
+      </w:r>
+      <w:r>
+        <w:t xml:space="preserve">Сторона, для которой создалась невозможность исполнения, обязана уведомить другую Сторону. Срок уведомления — </w:t>
+      </w:r>
+      <w:r>
+        <w:t xml:space="preserve">в течение 45 календарных дней с момента поступления денежных средств на расчетный счет</w:t>
+      </w:r>
+      <w:r>
+        <w:t xml:space="preserve">.</w:t>
+      </w:r>
+    </w:p>
+    <w:p>
+      <w:r>
+        <w:t xml:space="preserve">4.5. </w:t>
+      </w:r>
+      <w:r>
+        <w:t xml:space="preserve">Все споры и разногласия решаются путём переговоров. Претензионный порядок обязателен, срок ответа на претензию — </w:t>
+      </w:r>
+      <w:r>
+        <w:t xml:space="preserve">в течение 45 (Сорока пяти) банковских дней с даты подписания Сторонами акта сдачи-приемки оказанных услуг</w:t>
+      </w:r>
+      <w:r>
+        <w:t xml:space="preserve">.</w:t>
+      </w:r>
+    </w:p>
+    <w:p/>
+    <w:p/>
+    <w:p/>
+    <w:p>
+      <w:r>
+        <w:rPr>
+          <w:b/>
+        </w:rPr>
+        <w:t xml:space="preserve">9. КОНТРОЛЬНЫЕ ВЕЛИЧИНЫ</w:t>
+      </w:r>
+    </w:p>
+    <w:p>
+      <w:r>
+        <w:t xml:space="preserve">9.1. Контрольная запись: </w:t>
+      </w:r>
+      <w:r>
+        <w:rPr>
+          <w:b/>
+        </w:rPr>
+        <w:t xml:space="preserve">Семьсот тысяч два рубля 0</w:t>
+      </w:r>
+      <w:r>
+        <w:t xml:space="preserve">0 копеек</w:t>
+      </w:r>
+      <w:r>
+        <w:t xml:space="preserve">.</w:t>
+      </w:r>
+    </w:p>
+    <w:p>
+      <w:r>
+        <w:t xml:space="preserve">9.2. Контрольная запись: </w:t>
+      </w:r>
+      <w:r>
+        <w:rPr>
+          <w:b/>
+        </w:rPr>
+        <w:t xml:space="preserve">1/1</w:t>
+      </w:r>
+      <w:r>
+        <w:t xml:space="preserve">50 ключевой ставки ЦБ РФ годовых</w:t>
+      </w:r>
+      <w:r>
+        <w:t xml:space="preserve">.</w:t>
+      </w:r>
+    </w:p>
+    <w:p>
+      <w:r>
+        <w:t xml:space="preserve">9.3. Контрольная запись: </w:t>
+      </w:r>
+      <w:r>
+        <w:rPr>
+          <w:b/>
+        </w:rPr>
+        <w:t xml:space="preserve">не позднее 02.12.20</w:t>
+      </w:r>
+      <w:r>
+        <w:t xml:space="preserve">25</w:t>
+      </w:r>
+      <w:r>
+        <w:t xml:space="preserve">.</w:t>
+      </w:r>
+    </w:p>
+    <w:p>
+      <w:r>
+        <w:t xml:space="preserve">9.4. Контрольная запись: </w:t>
+      </w:r>
+      <w:r>
+        <w:t xml:space="preserve">4</w:t>
+        <w:br/>
+        <w:t xml:space="preserve">9/15</w:t>
+      </w:r>
+      <w:r>
+        <w:t xml:space="preserve">.</w:t>
+      </w:r>
+    </w:p>
+    <w:p>
+      <w:r>
+        <w:t xml:space="preserve">9.5. Цена по протоколу разногласий: </w:t>
+      </w:r>
+      <w:r>
+        <w:t xml:space="preserve">9500000</w:t>
+      </w:r>
+      <w:r>
+        <w:t xml:space="preserve">, а прописью: </w:t>
+      </w:r>
+      <w:r>
+        <w:t xml:space="preserve">девять пятьсот тысяч рублей</w:t>
+      </w:r>
+      <w:r>
+        <w:t xml:space="preserve">.</w:t>
+      </w:r>
+    </w:p>
+    <w:p/>
+    <w:p/>
+    <w:p>
+      <w:r>
+        <w:rPr>
+          <w:b/>
+        </w:rPr>
+        <w:t xml:space="preserve">11. УСЛОВИЯ, ОФОРМЛЕННЫЕ СРЕДСТВАМИ РЕДАКТОРА</w:t>
+      </w:r>
+    </w:p>
+    <w:p>
+      <w:r>
+        <w:t xml:space="preserve">11.1. Ответственный (умный тег): </w:t>
+      </w:r>
+      <w:smartTag w:uri="urn:schemas-microsoft-com:office:smarttags" w:element="PersonName">
+        <w:r>
+          <w:t xml:space="preserve">Петрова Людмила Николаевна</w:t>
+        </w:r>
+      </w:smartTag>
+      <w:r>
+        <w:t xml:space="preserve">.</w:t>
+      </w:r>
+    </w:p>
+    <w:p>
+      <w:r>
+        <w:rPr>
+          <w:b/>
+        </w:rPr>
+        <w:t xml:space="preserve">РЕКВИЗИТЫ И ПОДПИСИ СТОРОН</w:t>
+      </w:r>
+    </w:p>
+    <w:p/>
+    <w:tbl>
+      <w:tblPr>
+        <w:tblW w:w="9360" w:type="dxa"/>
+        <w:tblBorders>
+          <w:top w:val="single" w:sz="4" w:color="auto"/>
+          <w:left w:val="single" w:sz="4" w:color="auto"/>
+          <w:bottom w:val="single" w:sz="4" w:color="auto"/>
+          <w:right w:val="single" w:sz="4" w:color="auto"/>
+          <w:insideH w:val="single" w:sz="4" w:color="auto"/>
+          <w:insideV w:val="single" w:sz="4" w:color="auto"/>
+        </w:tblBorders>
+      </w:tblPr>
+      <w:tblGrid>
+        <w:gridCol w:w="4680"/>
+        <w:gridCol w:w="4680"/>
+      </w:tblGrid>
+      <w:tr>
+        <w:tc>
+          <w:tcPr>
+            <w:tcW w:w="4680" w:type="dxa"/>
+          </w:tcPr>
+          <w:p>
+            <w:r>
+              <w:rPr>
+                <w:b/>
+              </w:rPr>
+              <w:t xml:space="preserve">Исполнитель:</w:t>
+            </w:r>
+          </w:p>
+          <w:p>
+            <w:r>
+              <w:t xml:space="preserve">Индивидуальный предприниматель </w:t>
+            </w:r>
+            <w:r>
+              <w:t xml:space="preserve">Никитина Дарья Дмитриевна</w:t>
+            </w:r>
+          </w:p>
+          <w:p>
+            <w:r>
+              <w:t xml:space="preserve">Адрес регистрации: </w:t>
+            </w:r>
+            <w:r>
+              <w:t xml:space="preserve">620014, г. Екатеринбург, ул. Тверская, д. 43, кв. 9</w:t>
+            </w:r>
+          </w:p>
+          <w:p>
+            <w:r>
+              <w:t xml:space="preserve">ИНН </w:t>
+            </w:r>
+            <w:r>
+              <w:t xml:space="preserve">758630011374</w:t>
+            </w:r>
+            <w:r>
+              <w:t xml:space="preserve"> ОГРНИП </w:t>
+            </w:r>
+            <w:r>
+              <w:t xml:space="preserve">391115025963828</w:t>
+            </w:r>
+          </w:p>
+          <w:p>
+            <w:r>
+              <w:t xml:space="preserve">р/с </w:t>
+            </w:r>
+            <w:r>
+              <w:t xml:space="preserve">40802810741568819270</w:t>
+            </w:r>
+            <w:r>
+              <w:t xml:space="preserve"> в ПАО «Промсвязьбанк»</w:t>
+            </w:r>
+            <w:r>
+              <w:t xml:space="preserve">, БИК </w:t>
+            </w:r>
+            <w:r>
+              <w:t xml:space="preserve">044525555</w:t>
+            </w:r>
+          </w:p>
+          <w:p>
+            <w:r>
+              <w:t xml:space="preserve">Тел.: </w:t>
+            </w:r>
+            <w:r>
+              <w:t xml:space="preserve">+7 (499) 352-79-23</w:t>
+            </w:r>
+          </w:p>
+          <w:p>
+            <w:r>
+              <w:t xml:space="preserve">E-mail: </w:t>
+            </w:r>
+            <w:r>
+              <w:t xml:space="preserve">nikitina@corp-tehno.ru</w:t>
+            </w:r>
+          </w:p>
+          <w:p/>
+          <w:p>
+            <w:r>
+              <w:t xml:space="preserve">ИП ______________ </w:t>
+            </w:r>
+            <w:r>
+              <w:t xml:space="preserve">Никитина Д. Д.</w:t>
+            </w:r>
+          </w:p>
+        </w:tc>
+        <w:tc>
+          <w:tcPr>
+            <w:tcW w:w="4680" w:type="dxa"/>
+          </w:tcPr>
+          <w:p>
+            <w:r>
               <w:rPr>
                 <w:b/>
               </w:rPr>
@@ -711,7 +864,7 @@
               <w:t xml:space="preserve">Адрес регистрации: </w:t>
             </w:r>
             <w:r>
-              <w:t xml:space="preserve">603000, г. Нижний Новгород, наб. Победы, д. 40, кв. 12</w:t>
+              <w:t xml:space="preserve">141300, г. Сергиев Посад, ул. Гагарина, д. 42, кв. 133</w:t>
             </w:r>
           </w:p>
           <w:p>
@@ -750,7 +903,7 @@
               <w:t xml:space="preserve">Тел.: </w:t>
             </w:r>
             <w:r>
-              <w:t xml:space="preserve">+7 (846) 440-64-79</w:t>
+              <w:t xml:space="preserve">+7 (495) 162-43-24</w:t>
             </w:r>
           </w:p>
           <w:p>
@@ -758,7 +911,7 @@
               <w:t xml:space="preserve">E-mail: </w:t>
             </w:r>
             <w:r>
-              <w:t xml:space="preserve">titova@romashka.ru</w:t>
+              <w:t xml:space="preserve">titova@mail.ru</w:t>
             </w:r>
           </w:p>
           <w:p/>

--- a/tests/corpus_v2/docs/cx_services_0029.docx
+++ b/tests/corpus_v2/docs/cx_services_0029.docx
@@ -487,251 +487,34 @@
         </w:tc>
       </w:tr>
     </w:tbl>
-    <w:p/>
-    <w:p>
-      <w:r>
-        <w:rPr>
-          <w:b/>
-        </w:rPr>
-        <w:t xml:space="preserve">3. МЕСТО И СРОКИ ИСПОЛНЕНИЯ</w:t>
-      </w:r>
-    </w:p>
-    <w:p>
-      <w:r>
-        <w:t xml:space="preserve">3.1. Место исполнения обязательств: </w:t>
-      </w:r>
-      <w:r>
-        <w:t xml:space="preserve">630099, г. Новосибирск, ш. Ленина, д. 67, кв. 27</w:t>
-      </w:r>
-      <w:r>
-        <w:t xml:space="preserve">.</w:t>
-      </w:r>
-    </w:p>
-    <w:p>
-      <w:r>
-        <w:t xml:space="preserve">3.2. Уведомления направляются </w:t>
-      </w:r>
-      <w:r>
-        <w:t xml:space="preserve">Титовой Людмиле Петровне</w:t>
-      </w:r>
-      <w:r>
-        <w:t xml:space="preserve"> по телефону </w:t>
-      </w:r>
-      <w:r>
-        <w:t xml:space="preserve">+7 (383) 360-12-34</w:t>
-      </w:r>
-      <w:r>
-        <w:t xml:space="preserve">.</w:t>
-      </w:r>
-    </w:p>
-    <w:p>
-      <w:r>
-        <w:t xml:space="preserve">3.3. Срок исполнения обязательств — </w:t>
-      </w:r>
-      <w:r>
-        <w:t xml:space="preserve">не позднее 16.10.2025</w:t>
-      </w:r>
-      <w:r>
-        <w:t xml:space="preserve">.</w:t>
-      </w:r>
-    </w:p>
-    <w:p/>
-    <w:p>
-      <w:r>
-        <w:rPr>
-          <w:b/>
-        </w:rPr>
-        <w:t xml:space="preserve">4. ПРОЧИЕ УСЛОВИЯ</w:t>
-      </w:r>
-    </w:p>
-    <w:p>
-      <w:r>
-        <w:t xml:space="preserve">4.1. </w:t>
-      </w:r>
-      <w:r>
-        <w:t xml:space="preserve">Стороны несут ответственность за неисполнение или ненадлежащее исполнение обязательств в соответствии с законодательством Российской Федерации.</w:t>
-      </w:r>
-    </w:p>
-    <w:p>
-      <w:r>
-        <w:t xml:space="preserve">4.2. </w:t>
-      </w:r>
-      <w:r>
-        <w:t xml:space="preserve">Размер неустойки за нарушение сроков оплаты: </w:t>
-      </w:r>
-      <w:r>
-        <w:t xml:space="preserve">1/300 ключевой ставки ЦБ РФ от общей суммы счета</w:t>
-      </w:r>
-      <w:r>
-        <w:t xml:space="preserve">. Предельный размер ответственности: </w:t>
-      </w:r>
-      <w:r>
-        <w:t xml:space="preserve">15 (пятнадцать) процентов от цены Договора</w:t>
-      </w:r>
-      <w:r>
-        <w:t xml:space="preserve">.</w:t>
-      </w:r>
-    </w:p>
-    <w:p>
-      <w:r>
-        <w:t xml:space="preserve">4.3. </w:t>
-      </w:r>
-      <w:r>
-        <w:t xml:space="preserve">Стороны освобождаются от ответственности при наступлении обстоятельств непреодолимой силы, если они прямо повлияли на исполнение обязательств.</w:t>
-      </w:r>
-    </w:p>
-    <w:p>
-      <w:r>
-        <w:t xml:space="preserve">4.4. </w:t>
-      </w:r>
-      <w:r>
-        <w:t xml:space="preserve">Сторона, для которой создалась невозможность исполнения, обязана уведомить другую Сторону. Срок уведомления — </w:t>
-      </w:r>
-      <w:r>
-        <w:t xml:space="preserve">в течение 45 календарных дней с момента поступления денежных средств на расчетный счет</w:t>
-      </w:r>
-      <w:r>
-        <w:t xml:space="preserve">.</w:t>
-      </w:r>
-    </w:p>
-    <w:p>
-      <w:r>
-        <w:t xml:space="preserve">4.5. </w:t>
-      </w:r>
-      <w:r>
-        <w:t xml:space="preserve">Все споры и разногласия решаются путём переговоров. Претензионный порядок обязателен, срок ответа на претензию — </w:t>
-      </w:r>
-      <w:r>
-        <w:t xml:space="preserve">в течение 45 (Сорока пяти) банковских дней с даты подписания Сторонами акта сдачи-приемки оказанных услуг</w:t>
-      </w:r>
-      <w:r>
-        <w:t xml:space="preserve">.</w:t>
-      </w:r>
-    </w:p>
-    <w:p/>
-    <w:p/>
-    <w:p/>
-    <w:p>
-      <w:r>
-        <w:rPr>
-          <w:b/>
-        </w:rPr>
-        <w:t xml:space="preserve">9. КОНТРОЛЬНЫЕ ВЕЛИЧИНЫ</w:t>
-      </w:r>
-    </w:p>
-    <w:p>
-      <w:r>
-        <w:t xml:space="preserve">9.1. Контрольная запись: </w:t>
-      </w:r>
-      <w:r>
-        <w:rPr>
-          <w:b/>
-        </w:rPr>
-        <w:t xml:space="preserve">Семьсот тысяч два рубля 0</w:t>
-      </w:r>
-      <w:r>
-        <w:t xml:space="preserve">0 копеек</w:t>
-      </w:r>
-      <w:r>
-        <w:t xml:space="preserve">.</w:t>
-      </w:r>
-    </w:p>
-    <w:p>
-      <w:r>
-        <w:t xml:space="preserve">9.2. Контрольная запись: </w:t>
-      </w:r>
-      <w:r>
-        <w:rPr>
-          <w:b/>
-        </w:rPr>
-        <w:t xml:space="preserve">1/1</w:t>
-      </w:r>
-      <w:r>
-        <w:t xml:space="preserve">50 ключевой ставки ЦБ РФ годовых</w:t>
-      </w:r>
-      <w:r>
-        <w:t xml:space="preserve">.</w:t>
-      </w:r>
-    </w:p>
-    <w:p>
-      <w:r>
-        <w:t xml:space="preserve">9.3. Контрольная запись: </w:t>
-      </w:r>
-      <w:r>
-        <w:rPr>
-          <w:b/>
-        </w:rPr>
-        <w:t xml:space="preserve">не позднее 02.12.20</w:t>
-      </w:r>
-      <w:r>
-        <w:t xml:space="preserve">25</w:t>
-      </w:r>
-      <w:r>
-        <w:t xml:space="preserve">.</w:t>
-      </w:r>
-    </w:p>
-    <w:p>
-      <w:r>
-        <w:t xml:space="preserve">9.4. Контрольная запись: </w:t>
-      </w:r>
-      <w:r>
-        <w:t xml:space="preserve">4</w:t>
-        <w:br/>
-        <w:t xml:space="preserve">9/15</w:t>
-      </w:r>
-      <w:r>
-        <w:t xml:space="preserve">.</w:t>
-      </w:r>
-    </w:p>
-    <w:p>
-      <w:r>
-        <w:t xml:space="preserve">9.5. Цена по протоколу разногласий: </w:t>
-      </w:r>
-      <w:r>
-        <w:t xml:space="preserve">9500000</w:t>
-      </w:r>
-      <w:r>
-        <w:t xml:space="preserve">, а прописью: </w:t>
-      </w:r>
-      <w:r>
-        <w:t xml:space="preserve">девять пятьсот тысяч рублей</w:t>
-      </w:r>
-      <w:r>
-        <w:t xml:space="preserve">.</w:t>
-      </w:r>
-    </w:p>
-    <w:p/>
-    <w:p/>
-    <w:p>
-      <w:r>
-        <w:rPr>
-          <w:b/>
-        </w:rPr>
-        <w:t xml:space="preserve">11. УСЛОВИЯ, ОФОРМЛЕННЫЕ СРЕДСТВАМИ РЕДАКТОРА</w:t>
-      </w:r>
-    </w:p>
-    <w:p>
-      <w:r>
-        <w:t xml:space="preserve">11.1. Ответственный (умный тег): </w:t>
-      </w:r>
-      <w:smartTag w:uri="urn:schemas-microsoft-com:office:smarttags" w:element="PersonName">
-        <w:r>
-          <w:t xml:space="preserve">Петрова Людмила Николаевна</w:t>
-        </w:r>
-      </w:smartTag>
-      <w:r>
-        <w:t xml:space="preserve">.</w:t>
-      </w:r>
-    </w:p>
-    <w:p>
-      <w:r>
-        <w:rPr>
-          <w:b/>
-        </w:rPr>
-        <w:t xml:space="preserve">РЕКВИЗИТЫ И ПОДПИСИ СТОРОН</w:t>
-      </w:r>
-    </w:p>
-    <w:p/>
+    <w:p>
+      <w:r>
+        <w:t xml:space="preserve">2.8. </w:t>
+      </w:r>
+      <w:r>
+        <w:t xml:space="preserve">Платёж по налогу перечисляется на код бюджетной классификации </w:t>
+      </w:r>
+      <w:r>
+        <w:t xml:space="preserve">182 101 010 110 110 001 10</w:t>
+      </w:r>
+      <w:r>
+        <w:t xml:space="preserve">, получатель — территориальный орган Федерального казначейства.</w:t>
+      </w:r>
+    </w:p>
+    <w:p>
+      <w:r>
+        <w:t xml:space="preserve">2.9. </w:t>
+      </w:r>
+      <w:r>
+        <w:t xml:space="preserve">Полномочия подтверждаются свидетельством о рождении, выдано </w:t>
+      </w:r>
+      <w:r>
+        <w:t xml:space="preserve">11.01.2019</w:t>
+      </w:r>
+      <w:r>
+        <w:t xml:space="preserve"> отделом ЗАГС.</w:t>
+      </w:r>
+    </w:p>
     <w:tbl>
       <w:tblPr>
         <w:tblW w:w="9360" w:type="dxa"/>
@@ -755,82 +538,7 @@
           </w:tcPr>
           <w:p>
             <w:r>
-              <w:rPr>
-                <w:b/>
-              </w:rPr>
-              <w:t xml:space="preserve">Исполнитель:</w:t>
-            </w:r>
-          </w:p>
-          <w:p>
-            <w:r>
-              <w:t xml:space="preserve">Индивидуальный предприниматель </w:t>
-            </w:r>
-            <w:r>
-              <w:t xml:space="preserve">Никитина Дарья Дмитриевна</w:t>
-            </w:r>
-          </w:p>
-          <w:p>
-            <w:r>
-              <w:t xml:space="preserve">Адрес регистрации: </w:t>
-            </w:r>
-            <w:r>
-              <w:t xml:space="preserve">620014, г. Екатеринбург, ул. Тверская, д. 43, кв. 9</w:t>
-            </w:r>
-          </w:p>
-          <w:p>
-            <w:r>
-              <w:t xml:space="preserve">ИНН </w:t>
-            </w:r>
-            <w:r>
-              <w:t xml:space="preserve">758630011374</w:t>
-            </w:r>
-            <w:r>
-              <w:t xml:space="preserve"> ОГРНИП </w:t>
-            </w:r>
-            <w:r>
-              <w:t xml:space="preserve">391115025963828</w:t>
-            </w:r>
-          </w:p>
-          <w:p>
-            <w:r>
-              <w:t xml:space="preserve">р/с </w:t>
-            </w:r>
-            <w:r>
-              <w:t xml:space="preserve">40802810741568819270</w:t>
-            </w:r>
-            <w:r>
-              <w:t xml:space="preserve"> в ПАО «Промсвязьбанк»</w:t>
-            </w:r>
-            <w:r>
-              <w:t xml:space="preserve">, БИК </w:t>
-            </w:r>
-            <w:r>
-              <w:t xml:space="preserve">044525555</w:t>
-            </w:r>
-          </w:p>
-          <w:p>
-            <w:r>
-              <w:t xml:space="preserve">Тел.: </w:t>
-            </w:r>
-            <w:r>
-              <w:t xml:space="preserve">+7 (499) 352-79-23</w:t>
-            </w:r>
-          </w:p>
-          <w:p>
-            <w:r>
-              <w:t xml:space="preserve">E-mail: </w:t>
-            </w:r>
-            <w:r>
-              <w:t xml:space="preserve">nikitina@corp-tehno.ru</w:t>
-            </w:r>
-          </w:p>
-          <w:p/>
-          <w:p>
-            <w:r>
-              <w:t xml:space="preserve">ИП ______________ </w:t>
-            </w:r>
-            <w:r>
-              <w:t xml:space="preserve">Никитина Д. Д.</w:t>
+              <w:t xml:space="preserve">3</w:t>
             </w:r>
           </w:p>
         </w:tc>
@@ -840,6 +548,385 @@
           </w:tcPr>
           <w:p>
             <w:r>
+              <w:t xml:space="preserve">РУБ.</w:t>
+            </w:r>
+          </w:p>
+        </w:tc>
+      </w:tr>
+    </w:tbl>
+    <w:p>
+      <w:r>
+        <w:t xml:space="preserve">2.10. </w:t>
+      </w:r>
+      <w:r>
+        <w:t xml:space="preserve">Поставке подлежит насос модели </w:t>
+      </w:r>
+      <w:r>
+        <w:t xml:space="preserve">ЭЦВ-6-10-80h</w:t>
+      </w:r>
+      <w:r>
+        <w:t xml:space="preserve"> и кабель марки </w:t>
+      </w:r>
+      <w:r>
+        <w:t xml:space="preserve">ВВГнг(А)-LSt</w:t>
+      </w:r>
+      <w:r>
+        <w:t xml:space="preserve">.</w:t>
+      </w:r>
+    </w:p>
+    <w:p/>
+    <w:p>
+      <w:r>
+        <w:rPr>
+          <w:b/>
+        </w:rPr>
+        <w:t xml:space="preserve">3. МЕСТО И СРОКИ ИСПОЛНЕНИЯ</w:t>
+      </w:r>
+    </w:p>
+    <w:p>
+      <w:r>
+        <w:t xml:space="preserve">3.1. Место исполнения обязательств: </w:t>
+      </w:r>
+      <w:r>
+        <w:t xml:space="preserve">443010, г. Самара, ул. Победы, д. 25, кв. 125</w:t>
+      </w:r>
+      <w:r>
+        <w:t xml:space="preserve">.</w:t>
+      </w:r>
+    </w:p>
+    <w:p>
+      <w:r>
+        <w:t xml:space="preserve">3.2. Уведомления направляются </w:t>
+      </w:r>
+      <w:r>
+        <w:t xml:space="preserve">Титовой Людмиле Петровне</w:t>
+      </w:r>
+      <w:r>
+        <w:t xml:space="preserve"> по телефону </w:t>
+      </w:r>
+      <w:r>
+        <w:t xml:space="preserve">+7 (383) 123-58-95</w:t>
+      </w:r>
+      <w:r>
+        <w:t xml:space="preserve">.</w:t>
+      </w:r>
+    </w:p>
+    <w:p>
+      <w:r>
+        <w:t xml:space="preserve">3.3. Срок исполнения обязательств — </w:t>
+      </w:r>
+      <w:r>
+        <w:t xml:space="preserve">не позднее 25.08.2026</w:t>
+      </w:r>
+      <w:r>
+        <w:t xml:space="preserve">.</w:t>
+      </w:r>
+    </w:p>
+    <w:p/>
+    <w:p>
+      <w:r>
+        <w:rPr>
+          <w:b/>
+        </w:rPr>
+        <w:t xml:space="preserve">4. ПРОЧИЕ УСЛОВИЯ</w:t>
+      </w:r>
+    </w:p>
+    <w:p>
+      <w:r>
+        <w:t xml:space="preserve">4.1. </w:t>
+      </w:r>
+      <w:r>
+        <w:t xml:space="preserve">Стороны несут ответственность за неисполнение или ненадлежащее исполнение обязательств в соответствии с законодательством Российской Федерации.</w:t>
+      </w:r>
+    </w:p>
+    <w:p>
+      <w:r>
+        <w:t xml:space="preserve">4.2. </w:t>
+      </w:r>
+      <w:r>
+        <w:t xml:space="preserve">Размер неустойки за нарушение сроков оплаты: </w:t>
+      </w:r>
+      <w:r>
+        <w:t xml:space="preserve">1/300 ключевой ставки ЦБ РФ от общей суммы счета</w:t>
+      </w:r>
+      <w:r>
+        <w:t xml:space="preserve">. Предельный размер ответственности: </w:t>
+      </w:r>
+      <w:r>
+        <w:t xml:space="preserve">7 (семь) процентов от цены Договора</w:t>
+      </w:r>
+      <w:r>
+        <w:t xml:space="preserve">.</w:t>
+      </w:r>
+    </w:p>
+    <w:p>
+      <w:r>
+        <w:t xml:space="preserve">4.3. </w:t>
+      </w:r>
+      <w:r>
+        <w:t xml:space="preserve">Стороны освобождаются от ответственности при наступлении обстоятельств непреодолимой силы, если они прямо повлияли на исполнение обязательств.</w:t>
+      </w:r>
+    </w:p>
+    <w:p>
+      <w:r>
+        <w:t xml:space="preserve">4.4. </w:t>
+      </w:r>
+      <w:r>
+        <w:t xml:space="preserve">Сторона, для которой создалась невозможность исполнения, обязана уведомить другую Сторону. Срок уведомления — </w:t>
+      </w:r>
+      <w:r>
+        <w:t xml:space="preserve">в течение 7 календарных дней с момента поступления денежных средств на расчетный счет</w:t>
+      </w:r>
+      <w:r>
+        <w:t xml:space="preserve">.</w:t>
+      </w:r>
+    </w:p>
+    <w:p>
+      <w:r>
+        <w:t xml:space="preserve">4.5. </w:t>
+      </w:r>
+      <w:r>
+        <w:t xml:space="preserve">Все споры и разногласия решаются путём переговоров. Претензионный порядок обязателен, срок ответа на претензию — </w:t>
+      </w:r>
+      <w:r>
+        <w:t xml:space="preserve">в течение 3 (Трёх) банковских дней с даты подписания Сторонами акта сдачи-приемки оказанных услуг</w:t>
+      </w:r>
+      <w:r>
+        <w:t xml:space="preserve">.</w:t>
+      </w:r>
+    </w:p>
+    <w:p/>
+    <w:p/>
+    <w:p/>
+    <w:p>
+      <w:r>
+        <w:rPr>
+          <w:b/>
+        </w:rPr>
+        <w:t xml:space="preserve">9. КОНТРОЛЬНЫЕ ВЕЛИЧИНЫ</w:t>
+      </w:r>
+    </w:p>
+    <w:p>
+      <w:r>
+        <w:t xml:space="preserve">9.1. Контрольная запись: </w:t>
+      </w:r>
+      <w:r>
+        <w:rPr>
+          <w:b/>
+        </w:rPr>
+        <w:t xml:space="preserve">Семьсот шестьдесят девять тысяч два рубля 0</w:t>
+      </w:r>
+      <w:r>
+        <w:t xml:space="preserve">0 копеек</w:t>
+      </w:r>
+      <w:r>
+        <w:t xml:space="preserve">.</w:t>
+      </w:r>
+    </w:p>
+    <w:p>
+      <w:r>
+        <w:t xml:space="preserve">9.2. Контрольная запись: </w:t>
+      </w:r>
+      <w:r>
+        <w:rPr>
+          <w:b/>
+        </w:rPr>
+        <w:t xml:space="preserve">1/1</w:t>
+      </w:r>
+      <w:r>
+        <w:t xml:space="preserve">50 ключевой ставки ЦБ РФ годовых</w:t>
+      </w:r>
+      <w:r>
+        <w:t xml:space="preserve">.</w:t>
+      </w:r>
+    </w:p>
+    <w:p>
+      <w:r>
+        <w:t xml:space="preserve">9.3. Контрольная запись: </w:t>
+      </w:r>
+      <w:r>
+        <w:rPr>
+          <w:b/>
+        </w:rPr>
+        <w:t xml:space="preserve">не позднее 22.03.20</w:t>
+      </w:r>
+      <w:r>
+        <w:t xml:space="preserve">26</w:t>
+      </w:r>
+      <w:r>
+        <w:t xml:space="preserve">.</w:t>
+      </w:r>
+    </w:p>
+    <w:p>
+      <w:r>
+        <w:t xml:space="preserve">9.4. Контрольная запись: </w:t>
+      </w:r>
+      <w:r>
+        <w:t xml:space="preserve">9</w:t>
+        <w:br/>
+        <w:t xml:space="preserve">2/19</w:t>
+      </w:r>
+      <w:r>
+        <w:t xml:space="preserve">.</w:t>
+      </w:r>
+    </w:p>
+    <w:p>
+      <w:r>
+        <w:t xml:space="preserve">9.5. Цена по протоколу разногласий: </w:t>
+      </w:r>
+      <w:r>
+        <w:t xml:space="preserve">1500000</w:t>
+      </w:r>
+      <w:r>
+        <w:t xml:space="preserve">, а прописью: </w:t>
+      </w:r>
+      <w:r>
+        <w:t xml:space="preserve">один пятьсот тысяч рублей</w:t>
+      </w:r>
+      <w:r>
+        <w:t xml:space="preserve">.</w:t>
+      </w:r>
+    </w:p>
+    <w:p/>
+    <w:p/>
+    <w:p>
+      <w:r>
+        <w:rPr>
+          <w:b/>
+        </w:rPr>
+        <w:t xml:space="preserve">11. УСЛОВИЯ, ОФОРМЛЕННЫЕ СРЕДСТВАМИ РЕДАКТОРА</w:t>
+      </w:r>
+    </w:p>
+    <w:p>
+      <w:r>
+        <w:t xml:space="preserve">11.1. Ответственный (умный тег): </w:t>
+      </w:r>
+      <w:smartTag w:uri="urn:schemas-microsoft-com:office:smarttags" w:element="PersonName">
+        <w:r>
+          <w:t xml:space="preserve">Титова Анна Николаевна</w:t>
+        </w:r>
+      </w:smartTag>
+      <w:r>
+        <w:t xml:space="preserve">.</w:t>
+      </w:r>
+    </w:p>
+    <w:p>
+      <w:r>
+        <w:rPr>
+          <w:b/>
+        </w:rPr>
+        <w:t xml:space="preserve">РЕКВИЗИТЫ И ПОДПИСИ СТОРОН</w:t>
+      </w:r>
+    </w:p>
+    <w:p/>
+    <w:tbl>
+      <w:tblPr>
+        <w:tblW w:w="9360" w:type="dxa"/>
+        <w:tblBorders>
+          <w:top w:val="single" w:sz="4" w:color="auto"/>
+          <w:left w:val="single" w:sz="4" w:color="auto"/>
+          <w:bottom w:val="single" w:sz="4" w:color="auto"/>
+          <w:right w:val="single" w:sz="4" w:color="auto"/>
+          <w:insideH w:val="single" w:sz="4" w:color="auto"/>
+          <w:insideV w:val="single" w:sz="4" w:color="auto"/>
+        </w:tblBorders>
+      </w:tblPr>
+      <w:tblGrid>
+        <w:gridCol w:w="4680"/>
+        <w:gridCol w:w="4680"/>
+      </w:tblGrid>
+      <w:tr>
+        <w:tc>
+          <w:tcPr>
+            <w:tcW w:w="4680" w:type="dxa"/>
+          </w:tcPr>
+          <w:p>
+            <w:r>
+              <w:rPr>
+                <w:b/>
+              </w:rPr>
+              <w:t xml:space="preserve">Исполнитель:</w:t>
+            </w:r>
+          </w:p>
+          <w:p>
+            <w:r>
+              <w:t xml:space="preserve">Индивидуальный предприниматель </w:t>
+            </w:r>
+            <w:r>
+              <w:t xml:space="preserve">Никитина Дарья Дмитриевна</w:t>
+            </w:r>
+          </w:p>
+          <w:p>
+            <w:r>
+              <w:t xml:space="preserve">Адрес регистрации: </w:t>
+            </w:r>
+            <w:r>
+              <w:t xml:space="preserve">101000, г. Москва, просп. Пушкина, д. 70, кв. 28</w:t>
+            </w:r>
+          </w:p>
+          <w:p>
+            <w:r>
+              <w:t xml:space="preserve">ИНН </w:t>
+            </w:r>
+            <w:r>
+              <w:t xml:space="preserve">758630011374</w:t>
+            </w:r>
+            <w:r>
+              <w:t xml:space="preserve"> ОГРНИП </w:t>
+            </w:r>
+            <w:r>
+              <w:t xml:space="preserve">391115025963828</w:t>
+            </w:r>
+          </w:p>
+          <w:p>
+            <w:r>
+              <w:t xml:space="preserve">р/с </w:t>
+            </w:r>
+            <w:r>
+              <w:t xml:space="preserve">40802810741568819270</w:t>
+            </w:r>
+            <w:r>
+              <w:t xml:space="preserve"> в ПАО «Промсвязьбанк»</w:t>
+            </w:r>
+            <w:r>
+              <w:t xml:space="preserve">, БИК </w:t>
+            </w:r>
+            <w:r>
+              <w:t xml:space="preserve">044525555</w:t>
+            </w:r>
+          </w:p>
+          <w:p>
+            <w:r>
+              <w:t xml:space="preserve">Тел.: </w:t>
+            </w:r>
+            <w:r>
+              <w:t xml:space="preserve">+7 (812) 961-30-18</w:t>
+            </w:r>
+          </w:p>
+          <w:p>
+            <w:r>
+              <w:t xml:space="preserve">E-mail: </w:t>
+            </w:r>
+            <w:r>
+              <w:t xml:space="preserve">nikitina@list.ru</w:t>
+            </w:r>
+          </w:p>
+          <w:p/>
+          <w:p>
+            <w:r>
+              <w:t xml:space="preserve">ИП ______________ </w:t>
+            </w:r>
+            <w:r>
+              <w:t xml:space="preserve">Никитина Д. Д.</w:t>
+            </w:r>
+          </w:p>
+        </w:tc>
+        <w:tc>
+          <w:tcPr>
+            <w:tcW w:w="4680" w:type="dxa"/>
+          </w:tcPr>
+          <w:p>
+            <w:r>
               <w:rPr>
                 <w:b/>
               </w:rPr>
@@ -864,7 +951,7 @@
               <w:t xml:space="preserve">Адрес регистрации: </w:t>
             </w:r>
             <w:r>
-              <w:t xml:space="preserve">141300, г. Сергиев Посад, ул. Гагарина, д. 42, кв. 133</w:t>
+              <w:t xml:space="preserve">603000, г. Нижний Новгород, ул. Баумана, д. 34, кв. 29</w:t>
             </w:r>
           </w:p>
           <w:p>
@@ -903,7 +990,7 @@
               <w:t xml:space="preserve">Тел.: </w:t>
             </w:r>
             <w:r>
-              <w:t xml:space="preserve">+7 (495) 162-43-24</w:t>
+              <w:t xml:space="preserve">+7 (495) 825-82-78</w:t>
             </w:r>
           </w:p>
           <w:p>
@@ -911,7 +998,7 @@
               <w:t xml:space="preserve">E-mail: </w:t>
             </w:r>
             <w:r>
-              <w:t xml:space="preserve">titova@mail.ru</w:t>
+              <w:t xml:space="preserve">titova@sibtrans.ru</w:t>
             </w:r>
           </w:p>
           <w:p/>

--- a/tests/corpus_v2/docs/cx_services_0029.docx
+++ b/tests/corpus_v2/docs/cx_services_0029.docx
@@ -138,7 +138,7 @@
         <w:t xml:space="preserve">Услуги считаются оказанными после подписания Сторонами акта сдачи-приёмки. Срок оплаты — </w:t>
       </w:r>
       <w:r>
-        <w:t xml:space="preserve">в течение 7 рабочих дней с момента заключения контракта</w:t>
+        <w:t xml:space="preserve">в течение 60 рабочих дней с момента заключения контракта</w:t>
       </w:r>
       <w:r>
         <w:t xml:space="preserve">.</w:t>
@@ -150,6 +150,101 @@
       </w:r>
       <w:r>
         <w:t xml:space="preserve">Заказчик вправе в любое время проверять ход и качество оказываемых услуг, не вмешиваясь в деятельность Исполнителя.</w:t>
+      </w:r>
+    </w:p>
+    <w:p>
+      <w:r>
+        <w:t xml:space="preserve">1.5. </w:t>
+      </w:r>
+      <w:r>
+        <w:t xml:space="preserve">Товар отгружается по товарной накладной ТОРГ-12 № </w:t>
+      </w:r>
+      <w:r>
+        <w:t xml:space="preserve">040415506</w:t>
+      </w:r>
+      <w:r>
+        <w:t xml:space="preserve">. Номенклатурный номер позиции — </w:t>
+      </w:r>
+      <w:r>
+        <w:t xml:space="preserve">042378829</w:t>
+      </w:r>
+      <w:r>
+        <w:t xml:space="preserve">. Серийный номер агрегата — </w:t>
+      </w:r>
+      <w:r>
+        <w:t xml:space="preserve">045758272</w:t>
+      </w:r>
+      <w:r>
+        <w:t xml:space="preserve">.</w:t>
+      </w:r>
+    </w:p>
+    <w:p>
+      <w:r>
+        <w:t xml:space="preserve">1.6. </w:t>
+      </w:r>
+      <w:r>
+        <w:t xml:space="preserve">Расходы отражаются по коду цели </w:t>
+      </w:r>
+      <w:r>
+        <w:t xml:space="preserve">049749230</w:t>
+      </w:r>
+      <w:r>
+        <w:t xml:space="preserve">, предусмотренному приказом Минфина России № 157н. </w:t>
+      </w:r>
+      <w:r>
+        <w:t xml:space="preserve">БИК не указан, номер заявки — </w:t>
+      </w:r>
+      <w:r>
+        <w:t xml:space="preserve">042384686</w:t>
+      </w:r>
+      <w:r>
+        <w:t xml:space="preserve">.</w:t>
+      </w:r>
+    </w:p>
+    <w:p>
+      <w:r>
+        <w:t xml:space="preserve">1.7. </w:t>
+      </w:r>
+      <w:r>
+        <w:t xml:space="preserve">Абоненту открыт лицевой счёт </w:t>
+      </w:r>
+      <w:r>
+        <w:t xml:space="preserve">83769863895</w:t>
+      </w:r>
+      <w:r>
+        <w:t xml:space="preserve">. Приложение учтено за номером </w:t>
+      </w:r>
+      <w:r>
+        <w:t xml:space="preserve">89621656323</w:t>
+      </w:r>
+      <w:r>
+        <w:t xml:space="preserve">. Счётчик имеет заводской номер </w:t>
+      </w:r>
+      <w:r>
+        <w:t xml:space="preserve">81982714133</w:t>
+      </w:r>
+      <w:r>
+        <w:t xml:space="preserve">.</w:t>
+      </w:r>
+    </w:p>
+    <w:p>
+      <w:r>
+        <w:t xml:space="preserve">1.8. </w:t>
+      </w:r>
+      <w:r>
+        <w:t xml:space="preserve">Партия внесена в реестр под номером </w:t>
+      </w:r>
+      <w:r>
+        <w:t xml:space="preserve">85330873165</w:t>
+      </w:r>
+      <w:r>
+        <w:t xml:space="preserve">, как предусмотрено пунктом 2 статьи 434 Гражданского кодекса Российской Федерации. Уведомление о регистрации имеет исходящий № </w:t>
+      </w:r>
+      <w:r>
+        <w:t xml:space="preserve">87867479854</w:t>
+      </w:r>
+      <w:r>
+        <w:t xml:space="preserve">.</w:t>
       </w:r>
     </w:p>
     <w:p/>
@@ -166,7 +261,7 @@
         <w:t xml:space="preserve">2.1. Общая цена Договора: </w:t>
       </w:r>
       <w:r>
-        <w:t xml:space="preserve">не менее 68 500 000 (Шестидесяти восьми миллионов пятисот тысяч) рублей</w:t>
+        <w:t xml:space="preserve">не менее 50 100 000 (Пятидесяти миллионов ста тысяч) рублей</w:t>
       </w:r>
       <w:r>
         <w:t xml:space="preserve">, в т.ч. НДС </w:t>
@@ -189,7 +284,7 @@
         <w:t xml:space="preserve">, но не более </w:t>
       </w:r>
       <w:r>
-        <w:t xml:space="preserve">21% от цены Договора</w:t>
+        <w:t xml:space="preserve">15% от цены Договора</w:t>
       </w:r>
       <w:r>
         <w:t xml:space="preserve">.</w:t>
@@ -200,7 +295,7 @@
         <w:t xml:space="preserve">2.3. Срок оплаты — </w:t>
       </w:r>
       <w:r>
-        <w:t xml:space="preserve">в течение 3 (Трёх) дней с момента выставления счета</w:t>
+        <w:t xml:space="preserve">в течение 7 (Семи) дней с момента выставления счета</w:t>
       </w:r>
       <w:r>
         <w:t xml:space="preserve">.</w:t>
@@ -220,7 +315,7 @@
         <w:t xml:space="preserve">, артикул </w:t>
       </w:r>
       <w:r>
-        <w:t xml:space="preserve">RM-6518-28</w:t>
+        <w:t xml:space="preserve">RM-2644-92</w:t>
       </w:r>
       <w:r>
         <w:t xml:space="preserve">, код </w:t>
@@ -280,49 +375,49 @@
         <w:t xml:space="preserve">. Товар отгружается с сопроводительным документом паспорт качества № </w:t>
       </w:r>
       <w:r>
-        <w:t xml:space="preserve">51 11 358885</w:t>
+        <w:t xml:space="preserve">97 18 066561</w:t>
       </w:r>
       <w:r>
         <w:t xml:space="preserve">. К партии приложен паспорт изделия № </w:t>
       </w:r>
       <w:r>
-        <w:t xml:space="preserve">75 11 349116</w:t>
+        <w:t xml:space="preserve">36 20 103248</w:t>
       </w:r>
       <w:r>
         <w:t xml:space="preserve">. Оборудование поставляется с паспортом транспортного средства № </w:t>
       </w:r>
       <w:r>
-        <w:t xml:space="preserve">19 09 920377</w:t>
+        <w:t xml:space="preserve">03 23 933146</w:t>
       </w:r>
       <w:r>
         <w:t xml:space="preserve">. Приёмка производится согласно техническому паспорту </w:t>
       </w:r>
       <w:r>
-        <w:t xml:space="preserve">22 20 251886</w:t>
+        <w:t xml:space="preserve">63 17 366708</w:t>
       </w:r>
       <w:r>
         <w:t xml:space="preserve">. СНИЛС не указан, номер заказа </w:t>
       </w:r>
       <w:r>
-        <w:t xml:space="preserve">549-935-368 59</w:t>
+        <w:t xml:space="preserve">928-424-947 18</w:t>
       </w:r>
       <w:r>
         <w:t xml:space="preserve">. Дата рождения не проставлена, документ выдан </w:t>
       </w:r>
       <w:r>
-        <w:t xml:space="preserve">06.04.2024</w:t>
+        <w:t xml:space="preserve">16.12.2023</w:t>
       </w:r>
       <w:r>
         <w:t xml:space="preserve">. Код подразделения, см. артикул </w:t>
       </w:r>
       <w:r>
-        <w:t xml:space="preserve">247-325</w:t>
+        <w:t xml:space="preserve">651-524</w:t>
       </w:r>
       <w:r>
         <w:t xml:space="preserve">. Цена — </w:t>
       </w:r>
       <w:r>
-        <w:t xml:space="preserve">2 630 000,8 (Два миллиона шестьсот тридцать тысяч) руб.</w:t>
+        <w:t xml:space="preserve">438 000,9 (Четыреста тридцать восемь тысяч) руб.</w:t>
       </w:r>
       <w:r>
         <w:t xml:space="preserve">, </w:t>
@@ -342,25 +437,25 @@
         <w:t xml:space="preserve">Товар маркирован штрихкодом </w:t>
       </w:r>
       <w:r>
-        <w:t xml:space="preserve">4605006099047</w:t>
+        <w:t xml:space="preserve">4609868426187</w:t>
       </w:r>
       <w:r>
         <w:t xml:space="preserve">. Код контрагента по ОКПО — </w:t>
       </w:r>
       <w:r>
-        <w:t xml:space="preserve">0028399879</w:t>
+        <w:t xml:space="preserve">4988919958</w:t>
       </w:r>
       <w:r>
         <w:t xml:space="preserve">. Оборудование учтено под инвентарным номером </w:t>
       </w:r>
       <w:r>
-        <w:t xml:space="preserve">044795664</w:t>
+        <w:t xml:space="preserve">045436929</w:t>
       </w:r>
       <w:r>
         <w:t xml:space="preserve">, складской позиции присвоен номер </w:t>
       </w:r>
       <w:r>
-        <w:t xml:space="preserve">831414734</w:t>
+        <w:t xml:space="preserve">976282098</w:t>
       </w:r>
       <w:r>
         <w:t xml:space="preserve">.</w:t>
@@ -374,19 +469,19 @@
         <w:t xml:space="preserve">Оплата по счёту-фактуре на КБК </w:t>
       </w:r>
       <w:r>
-        <w:t xml:space="preserve">18210101011011000181</w:t>
+        <w:t xml:space="preserve">18210101011011000192</w:t>
       </w:r>
       <w:r>
         <w:t xml:space="preserve">. ИНН не присвоен, регистрационный № </w:t>
       </w:r>
       <w:r>
-        <w:t xml:space="preserve">6637882308</w:t>
+        <w:t xml:space="preserve">5612975276</w:t>
       </w:r>
       <w:r>
         <w:t xml:space="preserve">. ИНН не присвоен, платёжный документ № </w:t>
       </w:r>
       <w:r>
-        <w:t xml:space="preserve">085537622433</w:t>
+        <w:t xml:space="preserve">757837262222</w:t>
       </w:r>
       <w:r>
         <w:t xml:space="preserve">. Заказчик действует в лице </w:t>
@@ -406,13 +501,13 @@
         <w:t xml:space="preserve">Массовая доля влаги в товаре — </w:t>
       </w:r>
       <w:r>
-        <w:t xml:space="preserve">не более 10 %</w:t>
+        <w:t xml:space="preserve">не более 15 %</w:t>
       </w:r>
       <w:r>
         <w:t xml:space="preserve">. Товар подлежит хранению </w:t>
       </w:r>
       <w:r>
-        <w:t xml:space="preserve">в течение 24 часов</w:t>
+        <w:t xml:space="preserve">в течение 48 часов</w:t>
       </w:r>
       <w:r>
         <w:t xml:space="preserve"> при температуре не выше +4 °C. Срок исковой давности по требованиям, вытекающим из Договора, составляет </w:t>
@@ -481,7 +576,7 @@
           </w:tcPr>
           <w:p>
             <w:r>
-              <w:t xml:space="preserve">4111038650</w:t>
+              <w:t xml:space="preserve">7069070052</w:t>
             </w:r>
           </w:p>
         </w:tc>
@@ -509,7 +604,7 @@
         <w:t xml:space="preserve">Полномочия подтверждаются свидетельством о рождении, выдано </w:t>
       </w:r>
       <w:r>
-        <w:t xml:space="preserve">11.01.2019</w:t>
+        <w:t xml:space="preserve">14.04.2021</w:t>
       </w:r>
       <w:r>
         <w:t xml:space="preserve"> отделом ЗАГС.</w:t>
@@ -538,7 +633,7 @@
           </w:tcPr>
           <w:p>
             <w:r>
-              <w:t xml:space="preserve">3</w:t>
+              <w:t xml:space="preserve">7</w:t>
             </w:r>
           </w:p>
         </w:tc>
@@ -588,7 +683,7 @@
         <w:t xml:space="preserve">3.1. Место исполнения обязательств: </w:t>
       </w:r>
       <w:r>
-        <w:t xml:space="preserve">443010, г. Самара, ул. Победы, д. 25, кв. 125</w:t>
+        <w:t xml:space="preserve">614000, г. Пермь, бул. Ленинградская, д. 33, кв. 6</w:t>
       </w:r>
       <w:r>
         <w:t xml:space="preserve">.</w:t>
@@ -605,7 +700,7 @@
         <w:t xml:space="preserve"> по телефону </w:t>
       </w:r>
       <w:r>
-        <w:t xml:space="preserve">+7 (383) 123-58-95</w:t>
+        <w:t xml:space="preserve">+7 (499) 910-25-37</w:t>
       </w:r>
       <w:r>
         <w:t xml:space="preserve">.</w:t>
@@ -616,7 +711,111 @@
         <w:t xml:space="preserve">3.3. Срок исполнения обязательств — </w:t>
       </w:r>
       <w:r>
-        <w:t xml:space="preserve">не позднее 25.08.2026</w:t>
+        <w:t xml:space="preserve">не позднее 26.09.2025</w:t>
+      </w:r>
+      <w:r>
+        <w:t xml:space="preserve">.</w:t>
+      </w:r>
+    </w:p>
+    <w:p>
+      <w:r>
+        <w:t xml:space="preserve">3.4. </w:t>
+      </w:r>
+      <w:r>
+        <w:t xml:space="preserve">Финансирование ведётся за счёт средств бюджета, КБК </w:t>
+      </w:r>
+      <w:r>
+        <w:t xml:space="preserve">18239440745519841895</w:t>
+      </w:r>
+      <w:r>
+        <w:t xml:space="preserve">. Прибор учёта (счётчик) № </w:t>
+      </w:r>
+      <w:r>
+        <w:t xml:space="preserve">39805381052385919328</w:t>
+      </w:r>
+      <w:r>
+        <w:t xml:space="preserve">.</w:t>
+      </w:r>
+    </w:p>
+    <w:p>
+      <w:r>
+        <w:t xml:space="preserve">3.5. </w:t>
+      </w:r>
+      <w:r>
+        <w:t xml:space="preserve">Счёт на оплату содержит УИН </w:t>
+      </w:r>
+      <w:r>
+        <w:t xml:space="preserve">18209077945094887687</w:t>
+      </w:r>
+      <w:r>
+        <w:t xml:space="preserve">. Счёт-проформа зарегистрирован за номером </w:t>
+      </w:r>
+      <w:r>
+        <w:t xml:space="preserve">77892724772065841295</w:t>
+      </w:r>
+      <w:r>
+        <w:t xml:space="preserve">. В силу статьи 855 Гражданского кодекса Российской Федерации списание со счёта ведётся по коду вида дохода </w:t>
+      </w:r>
+      <w:r>
+        <w:t xml:space="preserve">18210488018001923012</w:t>
+      </w:r>
+      <w:r>
+        <w:t xml:space="preserve">.</w:t>
+      </w:r>
+    </w:p>
+    <w:p>
+      <w:r>
+        <w:t xml:space="preserve">3.6. </w:t>
+      </w:r>
+      <w:r>
+        <w:t xml:space="preserve">ИНН иностранного контрагента не присваивается; номер записи в торговом реестре — </w:t>
+      </w:r>
+      <w:r>
+        <w:t xml:space="preserve">4883217246</w:t>
+      </w:r>
+      <w:r>
+        <w:t xml:space="preserve">. ИНН приводится в приложении; номер спецификации — </w:t>
+      </w:r>
+      <w:r>
+        <w:t xml:space="preserve">1454863548</w:t>
+      </w:r>
+      <w:r>
+        <w:t xml:space="preserve">. В силу статьи 84 Налогового кодекса Российской Федерации ИНН присваивается налоговым органом; номер решения — </w:t>
+      </w:r>
+      <w:r>
+        <w:t xml:space="preserve">2245150147</w:t>
+      </w:r>
+      <w:r>
+        <w:t xml:space="preserve">.</w:t>
+      </w:r>
+    </w:p>
+    <w:p>
+      <w:r>
+        <w:t xml:space="preserve">3.7. </w:t>
+      </w:r>
+      <w:r>
+        <w:t xml:space="preserve">Регистрационный номер партии товара — </w:t>
+      </w:r>
+      <w:r>
+        <w:t xml:space="preserve">1091166741</w:t>
+      </w:r>
+      <w:r>
+        <w:t xml:space="preserve">. Массовая доля примеси в товаре — не более </w:t>
+      </w:r>
+      <w:r>
+        <w:t xml:space="preserve">1,1 %</w:t>
+      </w:r>
+      <w:r>
+        <w:t xml:space="preserve">. Допустимая погрешность прибора — </w:t>
+      </w:r>
+      <w:r>
+        <w:t xml:space="preserve">0,8 %</w:t>
+      </w:r>
+      <w:r>
+        <w:t xml:space="preserve">. Станок имеет заводской номер </w:t>
+      </w:r>
+      <w:r>
+        <w:t xml:space="preserve">2894117568</w:t>
       </w:r>
       <w:r>
         <w:t xml:space="preserve">.</w:t>
@@ -653,7 +852,7 @@
         <w:t xml:space="preserve">. Предельный размер ответственности: </w:t>
       </w:r>
       <w:r>
-        <w:t xml:space="preserve">7 (семь) процентов от цены Договора</w:t>
+        <w:t xml:space="preserve">5 (пять) процентов от цены Договора</w:t>
       </w:r>
       <w:r>
         <w:t xml:space="preserve">.</w:t>
@@ -675,7 +874,7 @@
         <w:t xml:space="preserve">Сторона, для которой создалась невозможность исполнения, обязана уведомить другую Сторону. Срок уведомления — </w:t>
       </w:r>
       <w:r>
-        <w:t xml:space="preserve">в течение 7 календарных дней с момента поступления денежных средств на расчетный счет</w:t>
+        <w:t xml:space="preserve">в течение 5 календарных дней с момента поступления денежных средств на расчетный счет</w:t>
       </w:r>
       <w:r>
         <w:t xml:space="preserve">.</w:t>
@@ -689,7 +888,125 @@
         <w:t xml:space="preserve">Все споры и разногласия решаются путём переговоров. Претензионный порядок обязателен, срок ответа на претензию — </w:t>
       </w:r>
       <w:r>
-        <w:t xml:space="preserve">в течение 3 (Трёх) банковских дней с даты подписания Сторонами акта сдачи-приемки оказанных услуг</w:t>
+        <w:t xml:space="preserve">в течение 45 (Сорока пяти) банковских дней с даты подписания Сторонами акта сдачи-приемки оказанных услуг</w:t>
+      </w:r>
+      <w:r>
+        <w:t xml:space="preserve">.</w:t>
+      </w:r>
+    </w:p>
+    <w:p>
+      <w:r>
+        <w:t xml:space="preserve">4.6. </w:t>
+      </w:r>
+      <w:r>
+        <w:t xml:space="preserve">ИНН физического лица не указан; номер лицевого счёта абонента — </w:t>
+      </w:r>
+      <w:r>
+        <w:t xml:space="preserve">812010220469</w:t>
+      </w:r>
+      <w:r>
+        <w:t xml:space="preserve">. ИНН указан в приложении; номенклатурный код позиции — </w:t>
+      </w:r>
+      <w:r>
+        <w:t xml:space="preserve">740070608204</w:t>
+      </w:r>
+      <w:r>
+        <w:t xml:space="preserve">. ИНН физического лица обрабатывается в порядке статьи 86 Налогового кодекса Российской Федерации; номер запроса — </w:t>
+      </w:r>
+      <w:r>
+        <w:t xml:space="preserve">307128849246</w:t>
+      </w:r>
+      <w:r>
+        <w:t xml:space="preserve">.</w:t>
+      </w:r>
+    </w:p>
+    <w:p>
+      <w:r>
+        <w:t xml:space="preserve">4.7. </w:t>
+      </w:r>
+      <w:r>
+        <w:t xml:space="preserve">Номер товарной накладной на партию — </w:t>
+      </w:r>
+      <w:r>
+        <w:t xml:space="preserve">048580403944</w:t>
+      </w:r>
+      <w:r>
+        <w:t xml:space="preserve">. Модуль учёта имеет заводской номер </w:t>
+      </w:r>
+      <w:r>
+        <w:t xml:space="preserve">369040579966</w:t>
+      </w:r>
+      <w:r>
+        <w:t xml:space="preserve">. Уклон монтируемой кровли составляет </w:t>
+      </w:r>
+      <w:r>
+        <w:t xml:space="preserve">2 %</w:t>
+      </w:r>
+      <w:r>
+        <w:t xml:space="preserve">.</w:t>
+      </w:r>
+    </w:p>
+    <w:p>
+      <w:r>
+        <w:t xml:space="preserve">4.8. </w:t>
+      </w:r>
+      <w:r>
+        <w:t xml:space="preserve">Законом установлена предельная доля иностранного участия — </w:t>
+      </w:r>
+      <w:r>
+        <w:t xml:space="preserve">20 %</w:t>
+      </w:r>
+      <w:r>
+        <w:t xml:space="preserve">, как предусмотрено Федеральным законом о порядке осуществления иностранных инвестиций. Приложение № 3 к Договору содержит долю брака, не превышающую </w:t>
+      </w:r>
+      <w:r>
+        <w:t xml:space="preserve">1,9 %</w:t>
+      </w:r>
+      <w:r>
+        <w:t xml:space="preserve">.</w:t>
+      </w:r>
+    </w:p>
+    <w:p>
+      <w:r>
+        <w:t xml:space="preserve">4.9. </w:t>
+      </w:r>
+      <w:r>
+        <w:t xml:space="preserve">Срок годности товара — </w:t>
+      </w:r>
+      <w:r>
+        <w:t xml:space="preserve">в течение 24 месяцев</w:t>
+      </w:r>
+      <w:r>
+        <w:t xml:space="preserve"> с даты изготовления. Бетонная смесь выдерживается </w:t>
+      </w:r>
+      <w:r>
+        <w:t xml:space="preserve">в течение 24 часов</w:t>
+      </w:r>
+      <w:r>
+        <w:t xml:space="preserve"> при положительной температуре.</w:t>
+      </w:r>
+    </w:p>
+    <w:p>
+      <w:r>
+        <w:t xml:space="preserve">4.10. </w:t>
+      </w:r>
+      <w:r>
+        <w:t xml:space="preserve">Требования по качеству работ заявляются </w:t>
+      </w:r>
+      <w:r>
+        <w:t xml:space="preserve">в течение одного года</w:t>
+      </w:r>
+      <w:r>
+        <w:t xml:space="preserve">, как установлено статьёй 725 Гражданского кодекса Российской Федерации. Общество осуществляет деятельность </w:t>
+      </w:r>
+      <w:r>
+        <w:t xml:space="preserve">в течение 8 лет</w:t>
+      </w:r>
+      <w:r>
+        <w:t xml:space="preserve">. Отчётный период оканчивается </w:t>
+      </w:r>
+      <w:r>
+        <w:t xml:space="preserve">не позднее 04.02.2029</w:t>
       </w:r>
       <w:r>
         <w:t xml:space="preserve">.</w:t>
@@ -714,7 +1031,7 @@
         <w:rPr>
           <w:b/>
         </w:rPr>
-        <w:t xml:space="preserve">Семьсот шестьдесят девять тысяч два рубля 0</w:t>
+        <w:t xml:space="preserve">Сорок четыре тысячи два рубля 5</w:t>
       </w:r>
       <w:r>
         <w:t xml:space="preserve">0 копеек</w:t>
@@ -748,10 +1065,10 @@
         <w:rPr>
           <w:b/>
         </w:rPr>
-        <w:t xml:space="preserve">не позднее 22.03.20</w:t>
-      </w:r>
-      <w:r>
-        <w:t xml:space="preserve">26</w:t>
+        <w:t xml:space="preserve">не позднее 24.09.20</w:t>
+      </w:r>
+      <w:r>
+        <w:t xml:space="preserve">25</w:t>
       </w:r>
       <w:r>
         <w:t xml:space="preserve">.</w:t>
@@ -762,9 +1079,9 @@
         <w:t xml:space="preserve">9.4. Контрольная запись: </w:t>
       </w:r>
       <w:r>
-        <w:t xml:space="preserve">9</w:t>
+        <w:t xml:space="preserve">6</w:t>
         <w:br/>
-        <w:t xml:space="preserve">2/19</w:t>
+        <w:t xml:space="preserve">1/11</w:t>
       </w:r>
       <w:r>
         <w:t xml:space="preserve">.</w:t>
@@ -775,13 +1092,13 @@
         <w:t xml:space="preserve">9.5. Цена по протоколу разногласий: </w:t>
       </w:r>
       <w:r>
-        <w:t xml:space="preserve">1500000</w:t>
+        <w:t xml:space="preserve">3300000</w:t>
       </w:r>
       <w:r>
         <w:t xml:space="preserve">, а прописью: </w:t>
       </w:r>
       <w:r>
-        <w:t xml:space="preserve">один пятьсот тысяч рублей</w:t>
+        <w:t xml:space="preserve">три триста тысяч рублей</w:t>
       </w:r>
       <w:r>
         <w:t xml:space="preserve">.</w:t>
@@ -803,7 +1120,7 @@
       </w:r>
       <w:smartTag w:uri="urn:schemas-microsoft-com:office:smarttags" w:element="PersonName">
         <w:r>
-          <w:t xml:space="preserve">Титова Анна Николаевна</w:t>
+          <w:t xml:space="preserve">Белов Иван Иванович</w:t>
         </w:r>
       </w:smartTag>
       <w:r>
@@ -861,7 +1178,7 @@
               <w:t xml:space="preserve">Адрес регистрации: </w:t>
             </w:r>
             <w:r>
-              <w:t xml:space="preserve">101000, г. Москва, просп. Пушкина, д. 70, кв. 28</w:t>
+              <w:t xml:space="preserve">630099, г. Новосибирск, ш. Ленина, д. 27, кв. 10</w:t>
             </w:r>
           </w:p>
           <w:p>
@@ -900,7 +1217,7 @@
               <w:t xml:space="preserve">Тел.: </w:t>
             </w:r>
             <w:r>
-              <w:t xml:space="preserve">+7 (812) 961-30-18</w:t>
+              <w:t xml:space="preserve">+7 (812) 821-13-76</w:t>
             </w:r>
           </w:p>
           <w:p>
@@ -908,7 +1225,7 @@
               <w:t xml:space="preserve">E-mail: </w:t>
             </w:r>
             <w:r>
-              <w:t xml:space="preserve">nikitina@list.ru</w:t>
+              <w:t xml:space="preserve">nikitina@yandex.ru</w:t>
             </w:r>
           </w:p>
           <w:p/>
@@ -951,7 +1268,7 @@
               <w:t xml:space="preserve">Адрес регистрации: </w:t>
             </w:r>
             <w:r>
-              <w:t xml:space="preserve">603000, г. Нижний Новгород, ул. Баумана, д. 34, кв. 29</w:t>
+              <w:t xml:space="preserve">344002, г. Ростов-на-Дону, пер. Профсоюзная, д. 6, кв. 35</w:t>
             </w:r>
           </w:p>
           <w:p>
@@ -990,7 +1307,7 @@
               <w:t xml:space="preserve">Тел.: </w:t>
             </w:r>
             <w:r>
-              <w:t xml:space="preserve">+7 (495) 825-82-78</w:t>
+              <w:t xml:space="preserve">+7 (495) 158-71-93</w:t>
             </w:r>
           </w:p>
           <w:p>
@@ -998,7 +1315,7 @@
               <w:t xml:space="preserve">E-mail: </w:t>
             </w:r>
             <w:r>
-              <w:t xml:space="preserve">titova@sibtrans.ru</w:t>
+              <w:t xml:space="preserve">titova@inbox.ru</w:t>
             </w:r>
           </w:p>
           <w:p/>

--- a/tests/corpus_v2/docs/cx_services_0029.docx
+++ b/tests/corpus_v2/docs/cx_services_0029.docx
@@ -1127,6 +1127,37 @@
         <w:t xml:space="preserve">.</w:t>
       </w:r>
     </w:p>
+    <w:p>
+      <w:r>
+        <w:rPr>
+          <w:b/>
+        </w:rPr>
+        <w:t xml:space="preserve">6. ОСОБЫЕ УСЛОВИЯ ОТДЕЛЬНЫХ ВИДОВ ДАННЫХ</w:t>
+      </w:r>
+    </w:p>
+    <w:p>
+      <w:r>
+        <w:t xml:space="preserve">6.1. Полномочия представителя подтверждены доверенностью, реестровый номер </w:t>
+      </w:r>
+      <w:r>
+        <w:t xml:space="preserve">78/1445-н/78-2022-12-7</w:t>
+      </w:r>
+      <w:r>
+        <w:t xml:space="preserve">.</w:t>
+      </w:r>
+    </w:p>
+    <w:p>
+      <w:r>
+        <w:t xml:space="preserve">6.2. Для сопоставления в учёте указывается: </w:t>
+      </w:r>
+      <w:r>
+        <w:t xml:space="preserve">кадастровый номер 77:01:0004012:2211</w:t>
+      </w:r>
+      <w:r>
+        <w:t xml:space="preserve">.</w:t>
+      </w:r>
+    </w:p>
+    <w:p/>
     <w:p>
       <w:r>
         <w:rPr>

--- a/tests/corpus_v2/docs/cx_services_0029.docx
+++ b/tests/corpus_v2/docs/cx_services_0029.docx
@@ -1137,21 +1137,87 @@
     </w:p>
     <w:p>
       <w:r>
-        <w:t xml:space="preserve">6.1. Полномочия представителя подтверждены доверенностью, реестровый номер </w:t>
-      </w:r>
-      <w:r>
-        <w:t xml:space="preserve">78/1445-н/78-2022-12-7</w:t>
-      </w:r>
-      <w:r>
-        <w:t xml:space="preserve">.</w:t>
-      </w:r>
-    </w:p>
-    <w:p>
-      <w:r>
-        <w:t xml:space="preserve">6.2. Для сопоставления в учёте указывается: </w:t>
-      </w:r>
-      <w:r>
-        <w:t xml:space="preserve">кадастровый номер 77:01:0004012:2211</w:t>
+        <w:t xml:space="preserve">6.1. Работы выполняются на основании ранее заключённого Договора № </w:t>
+      </w:r>
+      <w:r>
+        <w:t xml:space="preserve">СУБ-44/2023</w:t>
+      </w:r>
+      <w:r>
+        <w:t xml:space="preserve"> между теми же сторонами.</w:t>
+      </w:r>
+    </w:p>
+    <w:p>
+      <w:r>
+        <w:t xml:space="preserve">6.2. Первичные документы: </w:t>
+      </w:r>
+      <w:r>
+        <w:t xml:space="preserve">лицензия Л035-01298-77/00123456 Рособрнадзора</w:t>
+      </w:r>
+      <w:r>
+        <w:t xml:space="preserve">.</w:t>
+      </w:r>
+    </w:p>
+    <w:p>
+      <w:r>
+        <w:t xml:space="preserve">6.3. Запись о лицензии внесена в реестр за регистрационным номером </w:t>
+      </w:r>
+      <w:r>
+        <w:t xml:space="preserve">895217304</w:t>
+      </w:r>
+      <w:r>
+        <w:t xml:space="preserve">.</w:t>
+      </w:r>
+    </w:p>
+    <w:p>
+      <w:r>
+        <w:t xml:space="preserve">6.4. Внутренний учёт ведётся отдельно: </w:t>
+      </w:r>
+      <w:r>
+        <w:t xml:space="preserve">сведения внесены в реестр, номер записи не присвоен</w:t>
+      </w:r>
+      <w:r>
+        <w:t xml:space="preserve">.</w:t>
+      </w:r>
+    </w:p>
+    <w:p>
+      <w:r>
+        <w:t xml:space="preserve">6.5. Полномочия представителя подтверждены доверенностью, реестровый номер </w:t>
+      </w:r>
+      <w:r>
+        <w:t xml:space="preserve">77/714-н/77-2024-1-502</w:t>
+      </w:r>
+      <w:r>
+        <w:t xml:space="preserve">.</w:t>
+      </w:r>
+    </w:p>
+    <w:p>
+      <w:r>
+        <w:t xml:space="preserve">6.6. Для сопоставления в учёте указывается: </w:t>
+      </w:r>
+      <w:r>
+        <w:t xml:space="preserve">пп. 4/5-1 и 7/2-3 Правил страхования</w:t>
+      </w:r>
+      <w:r>
+        <w:t xml:space="preserve">.</w:t>
+      </w:r>
+    </w:p>
+    <w:p>
+      <w:r>
+        <w:t xml:space="preserve">6.7. Решение принято большинством в </w:t>
+      </w:r>
+      <w:r>
+        <w:t xml:space="preserve">40 % уставного капитала</w:t>
+      </w:r>
+      <w:r>
+        <w:t xml:space="preserve"> от общего числа голосов членов совета директоров.</w:t>
+      </w:r>
+    </w:p>
+    <w:p>
+      <w:r>
+        <w:t xml:space="preserve">6.8. Кворум определяется уставом: </w:t>
+      </w:r>
+      <w:r>
+        <w:t xml:space="preserve">большинством в две трети голосов</w:t>
       </w:r>
       <w:r>
         <w:t xml:space="preserve">.</w:t>

--- a/tests/corpus_v2/docs/cx_services_0029.docx
+++ b/tests/corpus_v2/docs/cx_services_0029.docx
@@ -1137,10 +1137,32 @@
     </w:p>
     <w:p>
       <w:r>
-        <w:t xml:space="preserve">6.1. Работы выполняются на основании ранее заключённого Договора № </w:t>
-      </w:r>
-      <w:r>
-        <w:t xml:space="preserve">СУБ-44/2023</w:t>
+        <w:t xml:space="preserve">6.1. Стороны ранее заключили </w:t>
+      </w:r>
+      <w:r>
+        <w:t xml:space="preserve">агентский договор</w:t>
+      </w:r>
+      <w:r>
+        <w:t xml:space="preserve"> на сопоставимых условиях.</w:t>
+      </w:r>
+    </w:p>
+    <w:p>
+      <w:r>
+        <w:t xml:space="preserve">6.2. Прочие условия: </w:t>
+      </w:r>
+      <w:r>
+        <w:t xml:space="preserve">настоящий Договор вступает в силу с момента подписания</w:t>
+      </w:r>
+      <w:r>
+        <w:t xml:space="preserve">.</w:t>
+      </w:r>
+    </w:p>
+    <w:p>
+      <w:r>
+        <w:t xml:space="preserve">6.3. Работы выполняются на основании ранее заключённого Договора № </w:t>
+      </w:r>
+      <w:r>
+        <w:t xml:space="preserve">17595/001-сс</w:t>
       </w:r>
       <w:r>
         <w:t xml:space="preserve"> между теми же сторонами.</w:t>
@@ -1148,29 +1170,73 @@
     </w:p>
     <w:p>
       <w:r>
-        <w:t xml:space="preserve">6.2. Первичные документы: </w:t>
-      </w:r>
-      <w:r>
-        <w:t xml:space="preserve">лицензия Л035-01298-77/00123456 Рособрнадзора</w:t>
-      </w:r>
-      <w:r>
-        <w:t xml:space="preserve">.</w:t>
-      </w:r>
-    </w:p>
-    <w:p>
-      <w:r>
-        <w:t xml:space="preserve">6.3. Запись о лицензии внесена в реестр за регистрационным номером </w:t>
-      </w:r>
-      <w:r>
-        <w:t xml:space="preserve">895217304</w:t>
-      </w:r>
-      <w:r>
-        <w:t xml:space="preserve">.</w:t>
-      </w:r>
-    </w:p>
-    <w:p>
-      <w:r>
-        <w:t xml:space="preserve">6.4. Внутренний учёт ведётся отдельно: </w:t>
+        <w:t xml:space="preserve">6.4. Первичные документы: </w:t>
+      </w:r>
+      <w:r>
+        <w:t xml:space="preserve">как указано в пункте 4.2 настоящего Договора</w:t>
+      </w:r>
+      <w:r>
+        <w:t xml:space="preserve">.</w:t>
+      </w:r>
+    </w:p>
+    <w:p>
+      <w:r>
+        <w:t xml:space="preserve">6.5. Паспорт гражданина Российской Федерации выдан </w:t>
+      </w:r>
+      <w:r>
+        <w:t xml:space="preserve">ГУ МВД России по г. Москве</w:t>
+      </w:r>
+      <w:r>
+        <w:t xml:space="preserve">, паспорт предъявлен при подписании.</w:t>
+      </w:r>
+    </w:p>
+    <w:p>
+      <w:r>
+        <w:t xml:space="preserve">6.6. Сопутствующие сведения: </w:t>
+      </w:r>
+      <w:r>
+        <w:t xml:space="preserve">заявление подано в ОВД по месту жительства заявителя</w:t>
+      </w:r>
+      <w:r>
+        <w:t xml:space="preserve">.</w:t>
+      </w:r>
+    </w:p>
+    <w:p>
+      <w:r>
+        <w:t xml:space="preserve">6.7. Запись о государственной регистрации внесена регистрирующим органом: </w:t>
+      </w:r>
+      <w:r>
+        <w:t xml:space="preserve">МИФНС России № 15 по Санкт-Петербургу</w:t>
+      </w:r>
+      <w:r>
+        <w:t xml:space="preserve">.</w:t>
+      </w:r>
+    </w:p>
+    <w:p>
+      <w:r>
+        <w:t xml:space="preserve">6.8. Общие сведения о регистрации: </w:t>
+      </w:r>
+      <w:r>
+        <w:t xml:space="preserve">предприниматель зарегистрирован, запись внесена в ЕГРИП</w:t>
+      </w:r>
+      <w:r>
+        <w:t xml:space="preserve">.</w:t>
+      </w:r>
+    </w:p>
+    <w:p>
+      <w:r>
+        <w:t xml:space="preserve">6.9. Запись о лицензии внесена в реестр за регистрационным номером </w:t>
+      </w:r>
+      <w:r>
+        <w:t xml:space="preserve">731004592</w:t>
+      </w:r>
+      <w:r>
+        <w:t xml:space="preserve">.</w:t>
+      </w:r>
+    </w:p>
+    <w:p>
+      <w:r>
+        <w:t xml:space="preserve">6.10. Внутренний учёт ведётся отдельно: </w:t>
       </w:r>
       <w:r>
         <w:t xml:space="preserve">сведения внесены в реестр, номер записи не присвоен</w:t>
@@ -1181,32 +1247,32 @@
     </w:p>
     <w:p>
       <w:r>
-        <w:t xml:space="preserve">6.5. Полномочия представителя подтверждены доверенностью, реестровый номер </w:t>
-      </w:r>
-      <w:r>
-        <w:t xml:space="preserve">77/714-н/77-2024-1-502</w:t>
-      </w:r>
-      <w:r>
-        <w:t xml:space="preserve">.</w:t>
-      </w:r>
-    </w:p>
-    <w:p>
-      <w:r>
-        <w:t xml:space="preserve">6.6. Для сопоставления в учёте указывается: </w:t>
-      </w:r>
-      <w:r>
-        <w:t xml:space="preserve">пп. 4/5-1 и 7/2-3 Правил страхования</w:t>
-      </w:r>
-      <w:r>
-        <w:t xml:space="preserve">.</w:t>
-      </w:r>
-    </w:p>
-    <w:p>
-      <w:r>
-        <w:t xml:space="preserve">6.7. Решение принято большинством в </w:t>
-      </w:r>
-      <w:r>
-        <w:t xml:space="preserve">40 % уставного капитала</w:t>
+        <w:t xml:space="preserve">6.11. Полномочия представителя подтверждены доверенностью, реестровый номер </w:t>
+      </w:r>
+      <w:r>
+        <w:t xml:space="preserve">78/1445-н/78-2022-12-7</w:t>
+      </w:r>
+      <w:r>
+        <w:t xml:space="preserve">.</w:t>
+      </w:r>
+    </w:p>
+    <w:p>
+      <w:r>
+        <w:t xml:space="preserve">6.12. Для сопоставления в учёте указывается: </w:t>
+      </w:r>
+      <w:r>
+        <w:t xml:space="preserve">ГОСТ Р 52044-2003</w:t>
+      </w:r>
+      <w:r>
+        <w:t xml:space="preserve">.</w:t>
+      </w:r>
+    </w:p>
+    <w:p>
+      <w:r>
+        <w:t xml:space="preserve">6.13. Решение принято большинством в </w:t>
+      </w:r>
+      <w:r>
+        <w:t xml:space="preserve">9 % уставного капитала общества</w:t>
       </w:r>
       <w:r>
         <w:t xml:space="preserve"> от общего числа голосов членов совета директоров.</w:t>
@@ -1214,7 +1280,7 @@
     </w:p>
     <w:p>
       <w:r>
-        <w:t xml:space="preserve">6.8. Кворум определяется уставом: </w:t>
+        <w:t xml:space="preserve">6.14. Кворум определяется уставом: </w:t>
       </w:r>
       <w:r>
         <w:t xml:space="preserve">большинством в две трети голосов</w:t>

--- a/tests/corpus_v2/docs/cx_services_0029.docx
+++ b/tests/corpus_v2/docs/cx_services_0029.docx
@@ -39,7 +39,7 @@
         <w:t xml:space="preserve">     </w:t>
       </w:r>
       <w:r>
-        <w:t xml:space="preserve">«05» февраля 2025 г.</w:t>
+        <w:t xml:space="preserve">пятого февраля 2025 года</w:t>
       </w:r>
     </w:p>
     <w:p/>
